--- a/06-学生侧材料/讲义/学生专用版/4-分析化学/分光光度法-超级充实版（学生专用版）.docx
+++ b/06-学生侧材料/讲义/学生专用版/4-分析化学/分光光度法-超级充实版（学生专用版）.docx
@@ -10925,7 +10925,7 @@
         <w:rPr>
           <w:rFonts w:hint="eastAsia" w:ascii="Times New Roman" w:hAnsi="Times New Roman" w:eastAsia="FangSong" w:cs="Times New Roman"/>
         </w:rPr>
-        <w:t>若生成的配合物极为稳定</w:t>
+        <w:t>若生成的配合物稳定</w:t>
       </w:r>
       <w:r>
         <w:rPr>
@@ -15360,7 +15360,7 @@
         <w:rPr>
           <w:rFonts w:hint="eastAsia" w:ascii="Times New Roman" w:hAnsi="Times New Roman" w:eastAsia="FangSong" w:cs="Times New Roman"/>
         </w:rPr>
-        <w:t>等吸收点的微观形成条件极为严格</w:t>
+        <w:t>等吸收点的微观形成条件严格</w:t>
       </w:r>
       <w:r>
         <w:rPr>
@@ -16232,7 +16232,7 @@
           <w:b/>
           <w:bCs/>
         </w:rPr>
-        <w:t xml:space="preserve">纯粹双组分平衡的试金石</w:t>
+        <w:t xml:space="preserve">纯粹双组分平衡的判据</w:t>
       </w:r>
       <w:r>
         <w:rPr>
@@ -16310,7 +16310,7 @@
         <w:rPr>
           <w:rFonts w:hint="eastAsia" w:ascii="Times New Roman" w:hAnsi="Times New Roman" w:eastAsia="FangSong" w:cs="Times New Roman"/>
         </w:rPr>
-        <w:t>的绝对金标准</w:t>
+        <w:t>的严格判据</w:t>
       </w:r>
       <w:r>
         <w:rPr>

--- a/06-学生侧材料/讲义/学生专用版/4-分析化学/分光光度法-超级充实版（学生专用版）.docx
+++ b/06-学生侧材料/讲义/学生专用版/4-分析化学/分光光度法-超级充实版（学生专用版）.docx
@@ -1470,6 +1470,7 @@
     <w:p>
       <w:pPr>
         <w:pStyle w:val="BodyText"/>
+        <w:spacing w:after="80"/>
         <w:ind w:firstLine="420"/>
       </w:pPr>
       <w:r>
@@ -1720,112 +1721,166 @@
         <w:t>。</w:t>
       </w:r>
     </w:p>
-    <w:p>
-      <w:pPr>
-        <w:pStyle w:val="BodyText"/>
-        <w:spacing w:before="160" w:after="80"/>
+    <w:tbl>
+      <w:tblPr>
+        <w:tblStyle w:val="Table"/>
+        <w:tblW w:type="pct" w:w="5000"/>
+        <w:tblLayout w:type="fixed"/>
+        <w:tblLook w:firstRow="1" w:lastRow="0" w:firstColumn="0" w:lastColumn="0" w:noHBand="0" w:noVBand="0" w:val="0020"/>
         <w:jc w:val="center"/>
-      </w:pPr>
-      <w:r>
-        <w:rPr>
-          <w:rFonts w:ascii="Times New Roman" w:hAnsi="Times New Roman" w:eastAsia="Times New Roman" w:cs="Times New Roman"/>
-        </w:rPr>
-        <w:drawing>
-          <wp:inline>
-            <wp:extent cx="2667000" cy="2537401"/>
-            <wp:effectExtent b="0" l="0" r="0" t="0"/>
-            <wp:docPr descr="" title="" id="11" name="Picture"/>
-            <a:graphic>
-              <a:graphicData uri="http://schemas.openxmlformats.org/drawingml/2006/picture">
-                <pic:pic>
-                  <pic:nvPicPr>
-                    <pic:cNvPr descr="7256fba7dda6e9f86cfcce451b8fd2217735a9a3df9a5291e675a4e5c904c1b3.jpg" id="12" name="Picture"/>
-                    <pic:cNvPicPr>
-                      <a:picLocks noChangeArrowheads="1" noChangeAspect="1"/>
-                    </pic:cNvPicPr>
-                  </pic:nvPicPr>
-                  <pic:blipFill>
-                    <a:blip r:embed="rId10"/>
-                    <a:stretch>
-                      <a:fillRect/>
-                    </a:stretch>
-                  </pic:blipFill>
-                  <pic:spPr bwMode="auto">
-                    <a:xfrm>
-                      <a:off x="0" y="0"/>
-                      <a:ext cx="2667000" cy="2537401"/>
-                    </a:xfrm>
-                    <a:prstGeom prst="rect">
-                      <a:avLst/>
-                    </a:prstGeom>
-                    <a:noFill/>
-                    <a:ln w="9525">
-                      <a:noFill/>
-                      <a:headEnd/>
-                      <a:tailEnd/>
-                    </a:ln>
-                  </pic:spPr>
-                </pic:pic>
-              </a:graphicData>
-            </a:graphic>
-          </wp:inline>
-        </w:drawing>
-      </w:r>
-      <w:r>
-        <w:rPr>
-          <w:rFonts w:ascii="Times New Roman" w:hAnsi="Times New Roman" w:eastAsia="Times New Roman" w:cs="Times New Roman"/>
-        </w:rPr>
-        <w:t xml:space="preserve"> </w:t>
-      </w:r>
-      <w:r>
-        <w:rPr>
-          <w:rFonts w:ascii="Times New Roman" w:hAnsi="Times New Roman" w:eastAsia="Times New Roman" w:cs="Times New Roman"/>
-        </w:rPr>
-        <w:t xml:space="preserve">&gt; </w:t>
-      </w:r>
-      <w:r>
-        <w:rPr>
-          <w:rFonts w:hint="eastAsia" w:ascii="Times New Roman" w:hAnsi="Times New Roman" w:eastAsia="FangSong" w:cs="Times New Roman"/>
-        </w:rPr>
-        <w:t xml:space="preserve">图</w:t>
-      </w:r>
-      <w:r>
-        <w:rPr>
-          <w:rFonts w:ascii="Times New Roman" w:hAnsi="Times New Roman" w:eastAsia="Times New Roman" w:cs="Times New Roman"/>
-        </w:rPr>
-        <w:t xml:space="preserve"> </w:t>
-      </w:r>
-      <w:r>
-        <w:rPr>
-          <w:rFonts w:hint="eastAsia" w:ascii="Times New Roman" w:hAnsi="Times New Roman" w:eastAsia="Times New Roman" w:cs="Times New Roman"/>
-        </w:rPr>
-        <w:t>9-1：</w:t>
-      </w:r>
-      <w:r>
-        <w:rPr>
-          <w:rFonts w:hint="eastAsia" w:ascii="Times New Roman" w:hAnsi="Times New Roman" w:eastAsia="FangSong" w:cs="Times New Roman"/>
-        </w:rPr>
-        <w:t>吸光度与浓度关系曲线</w:t>
-      </w:r>
-      <w:r>
-        <w:rPr>
-          <w:rFonts w:hint="eastAsia" w:ascii="Times New Roman" w:hAnsi="Times New Roman" w:eastAsia="Times New Roman" w:cs="Times New Roman"/>
-        </w:rPr>
-        <w:t>（</w:t>
-      </w:r>
-      <w:r>
-        <w:rPr>
-          <w:rFonts w:hint="eastAsia" w:ascii="Times New Roman" w:hAnsi="Times New Roman" w:eastAsia="FangSong" w:cs="Times New Roman"/>
-        </w:rPr>
-        <w:t>正负偏离比尔定律现象</w:t>
-      </w:r>
-      <w:r>
-        <w:rPr>
-          <w:rFonts w:hint="eastAsia" w:ascii="Times New Roman" w:hAnsi="Times New Roman" w:eastAsia="Times New Roman" w:cs="Times New Roman"/>
-        </w:rPr>
-        <w:t>）</w:t>
-      </w:r>
-    </w:p>
+        <w:tblBorders>
+          <w:top w:val="single" w:sz="12" w:space="0" w:color="333333"/>
+          <w:bottom w:val="single" w:sz="12" w:space="0" w:color="333333"/>
+          <w:left w:val="none"/>
+          <w:right w:val="none"/>
+          <w:insideH w:val="none"/>
+          <w:insideV w:val="none"/>
+        </w:tblBorders>
+      </w:tblPr>
+      <w:tblGrid>
+        <w:gridCol w:w="7920"/>
+      </w:tblGrid>
+      <w:tr>
+        <w:trPr>
+          <w:tblHeader w:val="on"/>
+        </w:trPr>
+        <w:tc>
+          <w:tcPr>
+            <w:tcBorders>
+              <w:bottom w:val="single" w:sz="6" w:space="0" w:color="333333"/>
+            </w:tcBorders>
+          </w:tcPr>
+          <w:p>
+            <w:pPr>
+              <w:pStyle w:val="Compact"/>
+              <w:jc w:val="center"/>
+            </w:pPr>
+            <w:r>
+              <w:rPr>
+                <w:rFonts w:hint="eastAsia" w:ascii="Times New Roman" w:hAnsi="Times New Roman" w:eastAsia="SimHei" w:cs="Times New Roman"/>
+                <w:b/>
+              </w:rPr>
+              <w:t xml:space="preserve">吸光度与浓度</w:t>
+            </w:r>
+          </w:p>
+        </w:tc>
+      </w:tr>
+      <w:tr>
+        <w:tc>
+          <w:tcPr/>
+          <w:p>
+            <w:pPr>
+              <w:pStyle w:val="Compact"/>
+              <w:jc w:val="center"/>
+            </w:pPr>
+            <w:r>
+              <w:rPr>
+                <w:rFonts w:ascii="Times New Roman" w:hAnsi="Times New Roman" w:eastAsia="Times New Roman" w:cs="Times New Roman"/>
+              </w:rPr>
+              <w:drawing>
+                <wp:inline>
+                  <wp:extent cx="2667000" cy="2537401"/>
+                  <wp:effectExtent b="0" l="0" r="0" t="0"/>
+                  <wp:docPr descr="" title="" id="11" name="Picture"/>
+                  <a:graphic>
+                    <a:graphicData uri="http://schemas.openxmlformats.org/drawingml/2006/picture">
+                      <pic:pic>
+                        <pic:nvPicPr>
+                          <pic:cNvPr descr="7256fba7dda6e9f86cfcce451b8fd2217735a9a3df9a5291e675a4e5c904c1b3.jpg" id="12" name="Picture"/>
+                          <pic:cNvPicPr>
+                            <a:picLocks noChangeArrowheads="1" noChangeAspect="1"/>
+                          </pic:cNvPicPr>
+                        </pic:nvPicPr>
+                        <pic:blipFill>
+                          <a:blip r:embed="rId10"/>
+                          <a:stretch>
+                            <a:fillRect/>
+                          </a:stretch>
+                        </pic:blipFill>
+                        <pic:spPr bwMode="auto">
+                          <a:xfrm>
+                            <a:off x="0" y="0"/>
+                            <a:ext cx="2667000" cy="2537401"/>
+                          </a:xfrm>
+                          <a:prstGeom prst="rect">
+                            <a:avLst/>
+                          </a:prstGeom>
+                          <a:noFill/>
+                          <a:ln w="9525">
+                            <a:noFill/>
+                            <a:headEnd/>
+                            <a:tailEnd/>
+                          </a:ln>
+                        </pic:spPr>
+                      </pic:pic>
+                    </a:graphicData>
+                  </a:graphic>
+                </wp:inline>
+              </w:drawing>
+            </w:r>
+          </w:p>
+        </w:tc>
+      </w:tr>
+      <w:tr>
+        <w:tc>
+          <w:tcPr/>
+          <w:p>
+            <w:pPr>
+              <w:pStyle w:val="Compact"/>
+              <w:jc w:val="center"/>
+            </w:pPr>
+            <w:r>
+              <w:rPr>
+                <w:rFonts w:ascii="Times New Roman" w:hAnsi="Times New Roman" w:eastAsia="Times New Roman" w:cs="Times New Roman"/>
+              </w:rPr>
+              <w:t xml:space="preserve">&gt; </w:t>
+            </w:r>
+            <w:r>
+              <w:rPr>
+                <w:rFonts w:hint="eastAsia" w:ascii="Times New Roman" w:hAnsi="Times New Roman" w:eastAsia="FangSong" w:cs="Times New Roman"/>
+              </w:rPr>
+              <w:t xml:space="preserve">图</w:t>
+            </w:r>
+            <w:r>
+              <w:rPr>
+                <w:rFonts w:ascii="Times New Roman" w:hAnsi="Times New Roman" w:eastAsia="Times New Roman" w:cs="Times New Roman"/>
+              </w:rPr>
+              <w:t xml:space="preserve"> </w:t>
+            </w:r>
+            <w:r>
+              <w:rPr>
+                <w:rFonts w:hint="eastAsia" w:ascii="Times New Roman" w:hAnsi="Times New Roman" w:eastAsia="Times New Roman" w:cs="Times New Roman"/>
+              </w:rPr>
+              <w:t>9-1：</w:t>
+            </w:r>
+            <w:r>
+              <w:rPr>
+                <w:rFonts w:hint="eastAsia" w:ascii="Times New Roman" w:hAnsi="Times New Roman" w:eastAsia="FangSong" w:cs="Times New Roman"/>
+              </w:rPr>
+              <w:t>吸光度与浓度关系曲线</w:t>
+            </w:r>
+            <w:r>
+              <w:rPr>
+                <w:rFonts w:hint="eastAsia" w:ascii="Times New Roman" w:hAnsi="Times New Roman" w:eastAsia="Times New Roman" w:cs="Times New Roman"/>
+              </w:rPr>
+              <w:t>（</w:t>
+            </w:r>
+            <w:r>
+              <w:rPr>
+                <w:rFonts w:hint="eastAsia" w:ascii="Times New Roman" w:hAnsi="Times New Roman" w:eastAsia="FangSong" w:cs="Times New Roman"/>
+              </w:rPr>
+              <w:t>正负偏离比尔定律现象</w:t>
+            </w:r>
+            <w:r>
+              <w:rPr>
+                <w:rFonts w:hint="eastAsia" w:ascii="Times New Roman" w:hAnsi="Times New Roman" w:eastAsia="Times New Roman" w:cs="Times New Roman"/>
+              </w:rPr>
+              <w:t>）</w:t>
+            </w:r>
+          </w:p>
+        </w:tc>
+      </w:tr>
+    </w:tbl>
     <w:bookmarkEnd w:id="13"/>
     <w:bookmarkStart w:id="14" w:name="摩尔吸光系数的化学物理本质与加和性"/>
     <w:p>
@@ -3466,6 +3521,7 @@
     <w:p>
       <w:pPr>
         <w:pStyle w:val="BodyText"/>
+        <w:spacing w:after="80"/>
       </w:pPr>
       <m:oMathPara>
         <m:oMathParaPr>
@@ -3544,139 +3600,194 @@
         </m:oMath>
       </m:oMathPara>
     </w:p>
-    <w:p>
-      <w:pPr>
-        <w:pStyle w:val="FirstParagraph"/>
-        <w:spacing w:before="160" w:after="80"/>
+    <w:tbl>
+      <w:tblPr>
+        <w:tblStyle w:val="Table"/>
+        <w:tblW w:type="pct" w:w="5000"/>
+        <w:tblLayout w:type="fixed"/>
+        <w:tblLook w:firstRow="1" w:lastRow="0" w:firstColumn="0" w:lastColumn="0" w:noHBand="0" w:noVBand="0" w:val="0020"/>
         <w:jc w:val="center"/>
-      </w:pPr>
-      <w:r>
-        <w:rPr>
-          <w:rFonts w:ascii="Times New Roman" w:hAnsi="Times New Roman" w:eastAsia="Times New Roman" w:cs="Times New Roman"/>
-        </w:rPr>
-        <w:drawing>
-          <wp:inline>
-            <wp:extent cx="2667000" cy="2407920"/>
-            <wp:effectExtent b="0" l="0" r="0" t="0"/>
-            <wp:docPr descr="" title="" id="16" name="Picture"/>
-            <a:graphic>
-              <a:graphicData uri="http://schemas.openxmlformats.org/drawingml/2006/picture">
-                <pic:pic>
-                  <pic:nvPicPr>
-                    <pic:cNvPr descr="49bb462324e71e44678127f85aa6075a7993ee02bd2258b9e35ae56b9b835cd3.jpg" id="17" name="Picture"/>
-                    <pic:cNvPicPr>
-                      <a:picLocks noChangeArrowheads="1" noChangeAspect="1"/>
-                    </pic:cNvPicPr>
-                  </pic:nvPicPr>
-                  <pic:blipFill>
-                    <a:blip r:embed="rId15"/>
-                    <a:stretch>
-                      <a:fillRect/>
-                    </a:stretch>
-                  </pic:blipFill>
-                  <pic:spPr bwMode="auto">
-                    <a:xfrm>
-                      <a:off x="0" y="0"/>
-                      <a:ext cx="2667000" cy="2407920"/>
-                    </a:xfrm>
-                    <a:prstGeom prst="rect">
-                      <a:avLst/>
-                    </a:prstGeom>
-                    <a:noFill/>
-                    <a:ln w="9525">
-                      <a:noFill/>
-                      <a:headEnd/>
-                      <a:tailEnd/>
-                    </a:ln>
-                  </pic:spPr>
-                </pic:pic>
-              </a:graphicData>
-            </a:graphic>
-          </wp:inline>
-        </w:drawing>
-      </w:r>
-      <w:r>
-        <w:rPr>
-          <w:rFonts w:ascii="Times New Roman" w:hAnsi="Times New Roman" w:eastAsia="Times New Roman" w:cs="Times New Roman"/>
-        </w:rPr>
-        <w:t xml:space="preserve"> </w:t>
-      </w:r>
-      <w:r>
-        <w:rPr>
-          <w:rFonts w:ascii="Times New Roman" w:hAnsi="Times New Roman" w:eastAsia="Times New Roman" w:cs="Times New Roman"/>
-        </w:rPr>
-        <w:t xml:space="preserve">&gt; </w:t>
-      </w:r>
-      <w:r>
-        <w:rPr>
-          <w:rFonts w:hint="eastAsia" w:ascii="Times New Roman" w:hAnsi="Times New Roman" w:eastAsia="FangSong" w:cs="Times New Roman"/>
-        </w:rPr>
-        <w:t xml:space="preserve">图</w:t>
-      </w:r>
-      <w:r>
-        <w:rPr>
-          <w:rFonts w:ascii="Times New Roman" w:hAnsi="Times New Roman" w:eastAsia="Times New Roman" w:cs="Times New Roman"/>
-        </w:rPr>
-        <w:t xml:space="preserve"> </w:t>
-      </w:r>
-      <w:r>
-        <w:rPr>
-          <w:rFonts w:hint="eastAsia" w:ascii="Times New Roman" w:hAnsi="Times New Roman" w:eastAsia="Times New Roman" w:cs="Times New Roman"/>
-        </w:rPr>
-        <w:t>9-2：</w:t>
-      </w:r>
-      <w:r>
-        <w:rPr>
-          <w:rFonts w:hint="eastAsia" w:ascii="Times New Roman" w:hAnsi="Times New Roman" w:eastAsia="FangSong" w:cs="Times New Roman"/>
-        </w:rPr>
-        <w:t>分光光度法测量相对误差与透光率关系曲线</w:t>
-      </w:r>
-      <w:r>
-        <w:rPr>
-          <w:rFonts w:hint="eastAsia" w:ascii="Times New Roman" w:hAnsi="Times New Roman" w:eastAsia="Times New Roman" w:cs="Times New Roman"/>
-        </w:rPr>
-        <w:t>（</w:t>
-      </w:r>
-      <w:r>
-        <w:rPr>
-          <w:rFonts w:hint="eastAsia" w:ascii="Times New Roman" w:hAnsi="Times New Roman" w:eastAsia="FangSong" w:cs="Times New Roman"/>
-        </w:rPr>
-        <w:t>适宜吸光度范围在</w:t>
-      </w:r>
-      <w:r>
-        <w:rPr>
-          <w:rFonts w:ascii="Times New Roman" w:hAnsi="Times New Roman" w:eastAsia="Times New Roman" w:cs="Times New Roman"/>
-        </w:rPr>
-        <w:t xml:space="preserve"> 0.2 </w:t>
-      </w:r>
-      <w:r>
-        <w:rPr>
-          <w:rFonts w:hint="eastAsia" w:ascii="Times New Roman" w:hAnsi="Times New Roman" w:eastAsia="FangSong" w:cs="Times New Roman"/>
-        </w:rPr>
-        <w:t xml:space="preserve">至</w:t>
-      </w:r>
-      <w:r>
-        <w:rPr>
-          <w:rFonts w:ascii="Times New Roman" w:hAnsi="Times New Roman" w:eastAsia="Times New Roman" w:cs="Times New Roman"/>
-        </w:rPr>
-        <w:t xml:space="preserve"> 0.8 </w:t>
-      </w:r>
-      <w:r>
-        <w:rPr>
-          <w:rFonts w:hint="eastAsia" w:ascii="Times New Roman" w:hAnsi="Times New Roman" w:eastAsia="FangSong" w:cs="Times New Roman"/>
-        </w:rPr>
-        <w:t>之间</w:t>
-      </w:r>
-      <w:r>
-        <w:rPr>
-          <w:rFonts w:hint="eastAsia" w:ascii="Times New Roman" w:hAnsi="Times New Roman" w:eastAsia="Times New Roman" w:cs="Times New Roman"/>
-        </w:rPr>
-        <w:t>）</w:t>
-      </w:r>
-    </w:p>
+        <w:tblBorders>
+          <w:top w:val="single" w:sz="12" w:space="0" w:color="333333"/>
+          <w:bottom w:val="single" w:sz="12" w:space="0" w:color="333333"/>
+          <w:left w:val="none"/>
+          <w:right w:val="none"/>
+          <w:insideH w:val="none"/>
+          <w:insideV w:val="none"/>
+        </w:tblBorders>
+      </w:tblPr>
+      <w:tblGrid>
+        <w:gridCol w:w="7920"/>
+      </w:tblGrid>
+      <w:tr>
+        <w:trPr>
+          <w:tblHeader w:val="on"/>
+        </w:trPr>
+        <w:tc>
+          <w:tcPr>
+            <w:tcBorders>
+              <w:bottom w:val="single" w:sz="6" w:space="0" w:color="333333"/>
+            </w:tcBorders>
+          </w:tcPr>
+          <w:p>
+            <w:pPr>
+              <w:pStyle w:val="Compact"/>
+              <w:jc w:val="center"/>
+            </w:pPr>
+            <w:r>
+              <w:rPr>
+                <w:rFonts w:hint="eastAsia" w:ascii="Times New Roman" w:hAnsi="Times New Roman" w:eastAsia="SimHei" w:cs="Times New Roman"/>
+                <w:b/>
+              </w:rPr>
+              <w:t xml:space="preserve">分光光度法测量相对误差</w:t>
+            </w:r>
+          </w:p>
+        </w:tc>
+      </w:tr>
+      <w:tr>
+        <w:tc>
+          <w:tcPr/>
+          <w:p>
+            <w:pPr>
+              <w:pStyle w:val="Compact"/>
+              <w:jc w:val="center"/>
+            </w:pPr>
+            <w:r>
+              <w:rPr>
+                <w:rFonts w:ascii="Times New Roman" w:hAnsi="Times New Roman" w:eastAsia="Times New Roman" w:cs="Times New Roman"/>
+              </w:rPr>
+              <w:drawing>
+                <wp:inline>
+                  <wp:extent cx="2667000" cy="2407920"/>
+                  <wp:effectExtent b="0" l="0" r="0" t="0"/>
+                  <wp:docPr descr="" title="" id="16" name="Picture"/>
+                  <a:graphic>
+                    <a:graphicData uri="http://schemas.openxmlformats.org/drawingml/2006/picture">
+                      <pic:pic>
+                        <pic:nvPicPr>
+                          <pic:cNvPr descr="49bb462324e71e44678127f85aa6075a7993ee02bd2258b9e35ae56b9b835cd3.jpg" id="17" name="Picture"/>
+                          <pic:cNvPicPr>
+                            <a:picLocks noChangeArrowheads="1" noChangeAspect="1"/>
+                          </pic:cNvPicPr>
+                        </pic:nvPicPr>
+                        <pic:blipFill>
+                          <a:blip r:embed="rId15"/>
+                          <a:stretch>
+                            <a:fillRect/>
+                          </a:stretch>
+                        </pic:blipFill>
+                        <pic:spPr bwMode="auto">
+                          <a:xfrm>
+                            <a:off x="0" y="0"/>
+                            <a:ext cx="2667000" cy="2407920"/>
+                          </a:xfrm>
+                          <a:prstGeom prst="rect">
+                            <a:avLst/>
+                          </a:prstGeom>
+                          <a:noFill/>
+                          <a:ln w="9525">
+                            <a:noFill/>
+                            <a:headEnd/>
+                            <a:tailEnd/>
+                          </a:ln>
+                        </pic:spPr>
+                      </pic:pic>
+                    </a:graphicData>
+                  </a:graphic>
+                </wp:inline>
+              </w:drawing>
+            </w:r>
+          </w:p>
+        </w:tc>
+      </w:tr>
+      <w:tr>
+        <w:tc>
+          <w:tcPr/>
+          <w:p>
+            <w:pPr>
+              <w:pStyle w:val="Compact"/>
+              <w:jc w:val="center"/>
+            </w:pPr>
+            <w:r>
+              <w:rPr>
+                <w:rFonts w:ascii="Times New Roman" w:hAnsi="Times New Roman" w:eastAsia="Times New Roman" w:cs="Times New Roman"/>
+              </w:rPr>
+              <w:t xml:space="preserve">&gt; </w:t>
+            </w:r>
+            <w:r>
+              <w:rPr>
+                <w:rFonts w:hint="eastAsia" w:ascii="Times New Roman" w:hAnsi="Times New Roman" w:eastAsia="FangSong" w:cs="Times New Roman"/>
+              </w:rPr>
+              <w:t xml:space="preserve">图</w:t>
+            </w:r>
+            <w:r>
+              <w:rPr>
+                <w:rFonts w:ascii="Times New Roman" w:hAnsi="Times New Roman" w:eastAsia="Times New Roman" w:cs="Times New Roman"/>
+              </w:rPr>
+              <w:t xml:space="preserve"> </w:t>
+            </w:r>
+            <w:r>
+              <w:rPr>
+                <w:rFonts w:hint="eastAsia" w:ascii="Times New Roman" w:hAnsi="Times New Roman" w:eastAsia="Times New Roman" w:cs="Times New Roman"/>
+              </w:rPr>
+              <w:t>9-2：</w:t>
+            </w:r>
+            <w:r>
+              <w:rPr>
+                <w:rFonts w:hint="eastAsia" w:ascii="Times New Roman" w:hAnsi="Times New Roman" w:eastAsia="FangSong" w:cs="Times New Roman"/>
+              </w:rPr>
+              <w:t>分光光度法测量相对误差与透光率关系曲线</w:t>
+            </w:r>
+            <w:r>
+              <w:rPr>
+                <w:rFonts w:hint="eastAsia" w:ascii="Times New Roman" w:hAnsi="Times New Roman" w:eastAsia="Times New Roman" w:cs="Times New Roman"/>
+              </w:rPr>
+              <w:t>（</w:t>
+            </w:r>
+            <w:r>
+              <w:rPr>
+                <w:rFonts w:hint="eastAsia" w:ascii="Times New Roman" w:hAnsi="Times New Roman" w:eastAsia="FangSong" w:cs="Times New Roman"/>
+              </w:rPr>
+              <w:t>适宜吸光度范围在</w:t>
+            </w:r>
+            <w:r>
+              <w:rPr>
+                <w:rFonts w:ascii="Times New Roman" w:hAnsi="Times New Roman" w:eastAsia="Times New Roman" w:cs="Times New Roman"/>
+              </w:rPr>
+              <w:t xml:space="preserve"> 0.2 </w:t>
+            </w:r>
+            <w:r>
+              <w:rPr>
+                <w:rFonts w:hint="eastAsia" w:ascii="Times New Roman" w:hAnsi="Times New Roman" w:eastAsia="FangSong" w:cs="Times New Roman"/>
+              </w:rPr>
+              <w:t xml:space="preserve">至</w:t>
+            </w:r>
+            <w:r>
+              <w:rPr>
+                <w:rFonts w:ascii="Times New Roman" w:hAnsi="Times New Roman" w:eastAsia="Times New Roman" w:cs="Times New Roman"/>
+              </w:rPr>
+              <w:t xml:space="preserve"> 0.8 </w:t>
+            </w:r>
+            <w:r>
+              <w:rPr>
+                <w:rFonts w:hint="eastAsia" w:ascii="Times New Roman" w:hAnsi="Times New Roman" w:eastAsia="FangSong" w:cs="Times New Roman"/>
+              </w:rPr>
+              <w:t>之间</w:t>
+            </w:r>
+            <w:r>
+              <w:rPr>
+                <w:rFonts w:hint="eastAsia" w:ascii="Times New Roman" w:hAnsi="Times New Roman" w:eastAsia="Times New Roman" w:cs="Times New Roman"/>
+              </w:rPr>
+              <w:t>）</w:t>
+            </w:r>
+          </w:p>
+        </w:tc>
+      </w:tr>
+    </w:tbl>
     <w:p>
       <w:pPr>
         <w:pStyle w:val="BodyText"/>
+        <w:spacing w:before="120"/>
         <w:ind w:firstLine="420"/>
       </w:pPr>
       <w:r>
@@ -5189,6 +5300,7 @@
     <w:p>
       <w:pPr>
         <w:pStyle w:val="BodyText"/>
+        <w:spacing w:after="80"/>
       </w:pPr>
       <m:oMathPara>
         <m:oMathParaPr>
@@ -5534,115 +5646,170 @@
         </m:oMath>
       </m:oMathPara>
     </w:p>
-    <w:p>
-      <w:pPr>
-        <w:pStyle w:val="FirstParagraph"/>
-        <w:spacing w:before="160" w:after="80"/>
+    <w:tbl>
+      <w:tblPr>
+        <w:tblStyle w:val="Table"/>
+        <w:tblW w:type="pct" w:w="5000"/>
+        <w:tblLayout w:type="fixed"/>
+        <w:tblLook w:firstRow="1" w:lastRow="0" w:firstColumn="0" w:lastColumn="0" w:noHBand="0" w:noVBand="0" w:val="0020"/>
         <w:jc w:val="center"/>
-      </w:pPr>
-      <w:r>
-        <w:rPr>
-          <w:rFonts w:ascii="Times New Roman" w:hAnsi="Times New Roman" w:eastAsia="Times New Roman" w:cs="Times New Roman"/>
-        </w:rPr>
-        <w:drawing>
-          <wp:inline>
-            <wp:extent cx="2667000" cy="840105"/>
-            <wp:effectExtent b="0" l="0" r="0" t="0"/>
-            <wp:docPr descr="" title="" id="20" name="Picture"/>
-            <a:graphic>
-              <a:graphicData uri="http://schemas.openxmlformats.org/drawingml/2006/picture">
-                <pic:pic>
-                  <pic:nvPicPr>
-                    <pic:cNvPr descr="60732d570d1d94548ed4b0f793f76e279af73a62735cab1ce07fa31507333ec2.jpg" id="21" name="Picture"/>
-                    <pic:cNvPicPr>
-                      <a:picLocks noChangeArrowheads="1" noChangeAspect="1"/>
-                    </pic:cNvPicPr>
-                  </pic:nvPicPr>
-                  <pic:blipFill>
-                    <a:blip r:embed="rId19"/>
-                    <a:stretch>
-                      <a:fillRect/>
-                    </a:stretch>
-                  </pic:blipFill>
-                  <pic:spPr bwMode="auto">
-                    <a:xfrm>
-                      <a:off x="0" y="0"/>
-                      <a:ext cx="2667000" cy="840105"/>
-                    </a:xfrm>
-                    <a:prstGeom prst="rect">
-                      <a:avLst/>
-                    </a:prstGeom>
-                    <a:noFill/>
-                    <a:ln w="9525">
-                      <a:noFill/>
-                      <a:headEnd/>
-                      <a:tailEnd/>
-                    </a:ln>
-                  </pic:spPr>
-                </pic:pic>
-              </a:graphicData>
-            </a:graphic>
-          </wp:inline>
-        </w:drawing>
-      </w:r>
-      <w:r>
-        <w:rPr>
-          <w:rFonts w:ascii="Times New Roman" w:hAnsi="Times New Roman" w:eastAsia="Times New Roman" w:cs="Times New Roman"/>
-        </w:rPr>
-        <w:t xml:space="preserve"> </w:t>
-      </w:r>
-      <w:r>
-        <w:rPr>
-          <w:rFonts w:ascii="Times New Roman" w:hAnsi="Times New Roman" w:eastAsia="Times New Roman" w:cs="Times New Roman"/>
-        </w:rPr>
-        <w:t xml:space="preserve">&gt; </w:t>
-      </w:r>
-      <w:r>
-        <w:rPr>
-          <w:rFonts w:hint="eastAsia" w:ascii="Times New Roman" w:hAnsi="Times New Roman" w:eastAsia="FangSong" w:cs="Times New Roman"/>
-        </w:rPr>
-        <w:t xml:space="preserve">图</w:t>
-      </w:r>
-      <w:r>
-        <w:rPr>
-          <w:rFonts w:ascii="Times New Roman" w:hAnsi="Times New Roman" w:eastAsia="Times New Roman" w:cs="Times New Roman"/>
-        </w:rPr>
-        <w:t xml:space="preserve"> </w:t>
-      </w:r>
-      <w:r>
-        <w:rPr>
-          <w:rFonts w:hint="eastAsia" w:ascii="Times New Roman" w:hAnsi="Times New Roman" w:eastAsia="Times New Roman" w:cs="Times New Roman"/>
-        </w:rPr>
-        <w:t>9-3：</w:t>
-      </w:r>
-      <w:r>
-        <w:rPr>
-          <w:rFonts w:hint="eastAsia" w:ascii="Times New Roman" w:hAnsi="Times New Roman" w:eastAsia="FangSong" w:cs="Times New Roman"/>
-        </w:rPr>
-        <w:t>示差法测量原理示意图</w:t>
-      </w:r>
-      <w:r>
-        <w:rPr>
-          <w:rFonts w:hint="eastAsia" w:ascii="Times New Roman" w:hAnsi="Times New Roman" w:eastAsia="Times New Roman" w:cs="Times New Roman"/>
-        </w:rPr>
-        <w:t>（</w:t>
-      </w:r>
-      <w:r>
-        <w:rPr>
-          <w:rFonts w:hint="eastAsia" w:ascii="Times New Roman" w:hAnsi="Times New Roman" w:eastAsia="FangSong" w:cs="Times New Roman"/>
-        </w:rPr>
-        <w:t>标样消减参比光度与标尺扩展</w:t>
-      </w:r>
-      <w:r>
-        <w:rPr>
-          <w:rFonts w:hint="eastAsia" w:ascii="Times New Roman" w:hAnsi="Times New Roman" w:eastAsia="Times New Roman" w:cs="Times New Roman"/>
-        </w:rPr>
-        <w:t>）</w:t>
-      </w:r>
-    </w:p>
+        <w:tblBorders>
+          <w:top w:val="single" w:sz="12" w:space="0" w:color="333333"/>
+          <w:bottom w:val="single" w:sz="12" w:space="0" w:color="333333"/>
+          <w:left w:val="none"/>
+          <w:right w:val="none"/>
+          <w:insideH w:val="none"/>
+          <w:insideV w:val="none"/>
+        </w:tblBorders>
+      </w:tblPr>
+      <w:tblGrid>
+        <w:gridCol w:w="7920"/>
+      </w:tblGrid>
+      <w:tr>
+        <w:trPr>
+          <w:tblHeader w:val="on"/>
+        </w:trPr>
+        <w:tc>
+          <w:tcPr>
+            <w:tcBorders>
+              <w:bottom w:val="single" w:sz="6" w:space="0" w:color="333333"/>
+            </w:tcBorders>
+          </w:tcPr>
+          <w:p>
+            <w:pPr>
+              <w:pStyle w:val="Compact"/>
+              <w:jc w:val="center"/>
+            </w:pPr>
+            <w:r>
+              <w:rPr>
+                <w:rFonts w:hint="eastAsia" w:ascii="Times New Roman" w:hAnsi="Times New Roman" w:eastAsia="SimHei" w:cs="Times New Roman"/>
+                <w:b/>
+              </w:rPr>
+              <w:t xml:space="preserve">示差法测量原理</w:t>
+            </w:r>
+          </w:p>
+        </w:tc>
+      </w:tr>
+      <w:tr>
+        <w:tc>
+          <w:tcPr/>
+          <w:p>
+            <w:pPr>
+              <w:pStyle w:val="Compact"/>
+              <w:jc w:val="center"/>
+            </w:pPr>
+            <w:r>
+              <w:rPr>
+                <w:rFonts w:ascii="Times New Roman" w:hAnsi="Times New Roman" w:eastAsia="Times New Roman" w:cs="Times New Roman"/>
+              </w:rPr>
+              <w:drawing>
+                <wp:inline>
+                  <wp:extent cx="2667000" cy="840105"/>
+                  <wp:effectExtent b="0" l="0" r="0" t="0"/>
+                  <wp:docPr descr="" title="" id="20" name="Picture"/>
+                  <a:graphic>
+                    <a:graphicData uri="http://schemas.openxmlformats.org/drawingml/2006/picture">
+                      <pic:pic>
+                        <pic:nvPicPr>
+                          <pic:cNvPr descr="60732d570d1d94548ed4b0f793f76e279af73a62735cab1ce07fa31507333ec2.jpg" id="21" name="Picture"/>
+                          <pic:cNvPicPr>
+                            <a:picLocks noChangeArrowheads="1" noChangeAspect="1"/>
+                          </pic:cNvPicPr>
+                        </pic:nvPicPr>
+                        <pic:blipFill>
+                          <a:blip r:embed="rId19"/>
+                          <a:stretch>
+                            <a:fillRect/>
+                          </a:stretch>
+                        </pic:blipFill>
+                        <pic:spPr bwMode="auto">
+                          <a:xfrm>
+                            <a:off x="0" y="0"/>
+                            <a:ext cx="2667000" cy="840105"/>
+                          </a:xfrm>
+                          <a:prstGeom prst="rect">
+                            <a:avLst/>
+                          </a:prstGeom>
+                          <a:noFill/>
+                          <a:ln w="9525">
+                            <a:noFill/>
+                            <a:headEnd/>
+                            <a:tailEnd/>
+                          </a:ln>
+                        </pic:spPr>
+                      </pic:pic>
+                    </a:graphicData>
+                  </a:graphic>
+                </wp:inline>
+              </w:drawing>
+            </w:r>
+          </w:p>
+        </w:tc>
+      </w:tr>
+      <w:tr>
+        <w:tc>
+          <w:tcPr/>
+          <w:p>
+            <w:pPr>
+              <w:pStyle w:val="Compact"/>
+              <w:jc w:val="center"/>
+            </w:pPr>
+            <w:r>
+              <w:rPr>
+                <w:rFonts w:ascii="Times New Roman" w:hAnsi="Times New Roman" w:eastAsia="Times New Roman" w:cs="Times New Roman"/>
+              </w:rPr>
+              <w:t xml:space="preserve">&gt; </w:t>
+            </w:r>
+            <w:r>
+              <w:rPr>
+                <w:rFonts w:hint="eastAsia" w:ascii="Times New Roman" w:hAnsi="Times New Roman" w:eastAsia="FangSong" w:cs="Times New Roman"/>
+              </w:rPr>
+              <w:t xml:space="preserve">图</w:t>
+            </w:r>
+            <w:r>
+              <w:rPr>
+                <w:rFonts w:ascii="Times New Roman" w:hAnsi="Times New Roman" w:eastAsia="Times New Roman" w:cs="Times New Roman"/>
+              </w:rPr>
+              <w:t xml:space="preserve"> </w:t>
+            </w:r>
+            <w:r>
+              <w:rPr>
+                <w:rFonts w:hint="eastAsia" w:ascii="Times New Roman" w:hAnsi="Times New Roman" w:eastAsia="Times New Roman" w:cs="Times New Roman"/>
+              </w:rPr>
+              <w:t>9-3：</w:t>
+            </w:r>
+            <w:r>
+              <w:rPr>
+                <w:rFonts w:hint="eastAsia" w:ascii="Times New Roman" w:hAnsi="Times New Roman" w:eastAsia="FangSong" w:cs="Times New Roman"/>
+              </w:rPr>
+              <w:t>示差法测量原理示意图</w:t>
+            </w:r>
+            <w:r>
+              <w:rPr>
+                <w:rFonts w:hint="eastAsia" w:ascii="Times New Roman" w:hAnsi="Times New Roman" w:eastAsia="Times New Roman" w:cs="Times New Roman"/>
+              </w:rPr>
+              <w:t>（</w:t>
+            </w:r>
+            <w:r>
+              <w:rPr>
+                <w:rFonts w:hint="eastAsia" w:ascii="Times New Roman" w:hAnsi="Times New Roman" w:eastAsia="FangSong" w:cs="Times New Roman"/>
+              </w:rPr>
+              <w:t>标样消减参比光度与标尺扩展</w:t>
+            </w:r>
+            <w:r>
+              <w:rPr>
+                <w:rFonts w:hint="eastAsia" w:ascii="Times New Roman" w:hAnsi="Times New Roman" w:eastAsia="Times New Roman" w:cs="Times New Roman"/>
+              </w:rPr>
+              <w:t>）</w:t>
+            </w:r>
+          </w:p>
+        </w:tc>
+      </w:tr>
+    </w:tbl>
     <w:p>
       <w:pPr>
         <w:pStyle w:val="BodyText"/>
+        <w:spacing w:before="120"/>
         <w:ind w:firstLine="420"/>
       </w:pPr>
       <w:r>
@@ -7024,6 +7191,7 @@
     <w:p>
       <w:pPr>
         <w:pStyle w:val="FirstParagraph"/>
+        <w:spacing w:after="80"/>
         <w:ind w:firstLine="420"/>
       </w:pPr>
       <w:r>
@@ -7267,118 +7435,172 @@
         <w:t xml:space="preserve">。</w:t>
       </w:r>
     </w:p>
-    <w:p>
-      <w:pPr>
-        <w:pStyle w:val="BodyText"/>
-        <w:spacing w:before="160" w:after="80"/>
+    <w:tbl>
+      <w:tblPr>
+        <w:tblStyle w:val="Table"/>
+        <w:tblW w:type="pct" w:w="5000"/>
+        <w:tblLayout w:type="fixed"/>
+        <w:tblLook w:firstRow="1" w:lastRow="0" w:firstColumn="0" w:lastColumn="0" w:noHBand="0" w:noVBand="0" w:val="0020"/>
         <w:jc w:val="center"/>
-      </w:pPr>
-      <w:r>
-        <w:rPr>
-          <w:rFonts w:ascii="Times New Roman" w:hAnsi="Times New Roman" w:eastAsia="Times New Roman" w:cs="Times New Roman"/>
-        </w:rPr>
-        <w:drawing>
-          <wp:inline>
-            <wp:extent cx="2667000" cy="2632895"/>
-            <wp:effectExtent b="0" l="0" r="0" t="0"/>
-            <wp:docPr descr="" title="" id="25" name="Picture"/>
-            <a:graphic>
-              <a:graphicData uri="http://schemas.openxmlformats.org/drawingml/2006/picture">
-                <pic:pic>
-                  <pic:nvPicPr>
-                    <pic:cNvPr descr="a5060dc4047ddc4ecd786dcbccbc3d033d21da9560eaf1a3d6ba4d387091efbc.jpg" id="26" name="Picture"/>
-                    <pic:cNvPicPr>
-                      <a:picLocks noChangeArrowheads="1" noChangeAspect="1"/>
-                    </pic:cNvPicPr>
-                  </pic:nvPicPr>
-                  <pic:blipFill>
-                    <a:blip r:embed="rId24"/>
-                    <a:stretch>
-                      <a:fillRect/>
-                    </a:stretch>
-                  </pic:blipFill>
-                  <pic:spPr bwMode="auto">
-                    <a:xfrm>
-                      <a:off x="0" y="0"/>
-                      <a:ext cx="2667000" cy="2632895"/>
-                    </a:xfrm>
-                    <a:prstGeom prst="rect">
-                      <a:avLst/>
-                    </a:prstGeom>
-                    <a:noFill/>
-                    <a:ln w="9525">
-                      <a:noFill/>
-                      <a:headEnd/>
-                      <a:tailEnd/>
-                    </a:ln>
-                  </pic:spPr>
-                </pic:pic>
-              </a:graphicData>
-            </a:graphic>
-          </wp:inline>
-        </w:drawing>
-      </w:r>
-      <w:r>
-        <w:rPr>
-          <w:rFonts w:ascii="Times New Roman" w:hAnsi="Times New Roman" w:eastAsia="Times New Roman" w:cs="Times New Roman"/>
-        </w:rPr>
-        <w:t xml:space="preserve"> </w:t>
-      </w:r>
-      <w:r>
-        <w:rPr>
-          <w:rFonts w:ascii="Times New Roman" w:hAnsi="Times New Roman" w:eastAsia="Times New Roman" w:cs="Times New Roman"/>
-        </w:rPr>
-        <w:t xml:space="preserve">&gt; </w:t>
-      </w:r>
-      <w:r>
-        <w:rPr>
-          <w:rFonts w:hint="eastAsia" w:ascii="Times New Roman" w:hAnsi="Times New Roman" w:eastAsia="FangSong" w:cs="Times New Roman"/>
-        </w:rPr>
-        <w:t xml:space="preserve">图</w:t>
-      </w:r>
-      <w:r>
-        <w:rPr>
-          <w:rFonts w:ascii="Times New Roman" w:hAnsi="Times New Roman" w:eastAsia="Times New Roman" w:cs="Times New Roman"/>
-        </w:rPr>
-        <w:t xml:space="preserve"> </w:t>
-      </w:r>
-      <w:r>
-        <w:rPr>
-          <w:rFonts w:hint="eastAsia" w:ascii="Times New Roman" w:hAnsi="Times New Roman" w:eastAsia="Times New Roman" w:cs="Times New Roman"/>
-        </w:rPr>
-        <w:t>9-4：</w:t>
-      </w:r>
-      <w:r>
-        <w:rPr>
-          <w:rFonts w:hint="eastAsia" w:ascii="Times New Roman" w:hAnsi="Times New Roman" w:eastAsia="FangSong" w:cs="Times New Roman"/>
-        </w:rPr>
-        <w:t>等摩尔连续变换法</w:t>
-      </w:r>
-      <w:r>
-        <w:rPr>
-          <w:rFonts w:hint="eastAsia" w:ascii="Times New Roman" w:hAnsi="Times New Roman" w:eastAsia="Times New Roman" w:cs="Times New Roman"/>
-        </w:rPr>
-        <w:t>（Job</w:t>
-      </w:r>
-      <w:r>
-        <w:rPr>
-          <w:rFonts w:hint="eastAsia" w:ascii="Times New Roman" w:hAnsi="Times New Roman" w:eastAsia="FangSong" w:cs="Times New Roman"/>
-        </w:rPr>
-        <w:t>法</w:t>
-      </w:r>
-      <w:r>
-        <w:rPr>
-          <w:rFonts w:hint="eastAsia" w:ascii="Times New Roman" w:hAnsi="Times New Roman" w:eastAsia="Times New Roman" w:cs="Times New Roman"/>
-        </w:rPr>
-        <w:t>）</w:t>
-      </w:r>
-      <w:r>
-        <w:rPr>
-          <w:rFonts w:hint="eastAsia" w:ascii="Times New Roman" w:hAnsi="Times New Roman" w:eastAsia="FangSong" w:cs="Times New Roman"/>
-        </w:rPr>
-        <w:t>测定配合物组成曲线</w:t>
-      </w:r>
-    </w:p>
+        <w:tblBorders>
+          <w:top w:val="single" w:sz="12" w:space="0" w:color="333333"/>
+          <w:bottom w:val="single" w:sz="12" w:space="0" w:color="333333"/>
+          <w:left w:val="none"/>
+          <w:right w:val="none"/>
+          <w:insideH w:val="none"/>
+          <w:insideV w:val="none"/>
+        </w:tblBorders>
+      </w:tblPr>
+      <w:tblGrid>
+        <w:gridCol w:w="7920"/>
+      </w:tblGrid>
+      <w:tr>
+        <w:trPr>
+          <w:tblHeader w:val="on"/>
+        </w:trPr>
+        <w:tc>
+          <w:tcPr>
+            <w:tcBorders>
+              <w:bottom w:val="single" w:sz="6" w:space="0" w:color="333333"/>
+            </w:tcBorders>
+          </w:tcPr>
+          <w:p>
+            <w:pPr>
+              <w:pStyle w:val="Compact"/>
+              <w:jc w:val="center"/>
+            </w:pPr>
+            <w:r>
+              <w:rPr>
+                <w:rFonts w:hint="eastAsia" w:ascii="Times New Roman" w:hAnsi="Times New Roman" w:eastAsia="SimHei" w:cs="Times New Roman"/>
+                <w:b/>
+              </w:rPr>
+              <w:t xml:space="preserve">等摩尔连续变换法</w:t>
+            </w:r>
+          </w:p>
+        </w:tc>
+      </w:tr>
+      <w:tr>
+        <w:tc>
+          <w:tcPr/>
+          <w:p>
+            <w:pPr>
+              <w:pStyle w:val="Compact"/>
+              <w:jc w:val="center"/>
+            </w:pPr>
+            <w:r>
+              <w:rPr>
+                <w:rFonts w:ascii="Times New Roman" w:hAnsi="Times New Roman" w:eastAsia="Times New Roman" w:cs="Times New Roman"/>
+              </w:rPr>
+              <w:drawing>
+                <wp:inline>
+                  <wp:extent cx="2667000" cy="2632895"/>
+                  <wp:effectExtent b="0" l="0" r="0" t="0"/>
+                  <wp:docPr descr="" title="" id="25" name="Picture"/>
+                  <a:graphic>
+                    <a:graphicData uri="http://schemas.openxmlformats.org/drawingml/2006/picture">
+                      <pic:pic>
+                        <pic:nvPicPr>
+                          <pic:cNvPr descr="a5060dc4047ddc4ecd786dcbccbc3d033d21da9560eaf1a3d6ba4d387091efbc.jpg" id="26" name="Picture"/>
+                          <pic:cNvPicPr>
+                            <a:picLocks noChangeArrowheads="1" noChangeAspect="1"/>
+                          </pic:cNvPicPr>
+                        </pic:nvPicPr>
+                        <pic:blipFill>
+                          <a:blip r:embed="rId24"/>
+                          <a:stretch>
+                            <a:fillRect/>
+                          </a:stretch>
+                        </pic:blipFill>
+                        <pic:spPr bwMode="auto">
+                          <a:xfrm>
+                            <a:off x="0" y="0"/>
+                            <a:ext cx="2667000" cy="2632895"/>
+                          </a:xfrm>
+                          <a:prstGeom prst="rect">
+                            <a:avLst/>
+                          </a:prstGeom>
+                          <a:noFill/>
+                          <a:ln w="9525">
+                            <a:noFill/>
+                            <a:headEnd/>
+                            <a:tailEnd/>
+                          </a:ln>
+                        </pic:spPr>
+                      </pic:pic>
+                    </a:graphicData>
+                  </a:graphic>
+                </wp:inline>
+              </w:drawing>
+            </w:r>
+          </w:p>
+        </w:tc>
+      </w:tr>
+      <w:tr>
+        <w:tc>
+          <w:tcPr/>
+          <w:p>
+            <w:pPr>
+              <w:pStyle w:val="Compact"/>
+              <w:jc w:val="center"/>
+            </w:pPr>
+            <w:r>
+              <w:rPr>
+                <w:rFonts w:ascii="Times New Roman" w:hAnsi="Times New Roman" w:eastAsia="Times New Roman" w:cs="Times New Roman"/>
+              </w:rPr>
+              <w:t xml:space="preserve">&gt; </w:t>
+            </w:r>
+            <w:r>
+              <w:rPr>
+                <w:rFonts w:hint="eastAsia" w:ascii="Times New Roman" w:hAnsi="Times New Roman" w:eastAsia="FangSong" w:cs="Times New Roman"/>
+              </w:rPr>
+              <w:t xml:space="preserve">图</w:t>
+            </w:r>
+            <w:r>
+              <w:rPr>
+                <w:rFonts w:ascii="Times New Roman" w:hAnsi="Times New Roman" w:eastAsia="Times New Roman" w:cs="Times New Roman"/>
+              </w:rPr>
+              <w:t xml:space="preserve"> </w:t>
+            </w:r>
+            <w:r>
+              <w:rPr>
+                <w:rFonts w:hint="eastAsia" w:ascii="Times New Roman" w:hAnsi="Times New Roman" w:eastAsia="Times New Roman" w:cs="Times New Roman"/>
+              </w:rPr>
+              <w:t>9-4：</w:t>
+            </w:r>
+            <w:r>
+              <w:rPr>
+                <w:rFonts w:hint="eastAsia" w:ascii="Times New Roman" w:hAnsi="Times New Roman" w:eastAsia="FangSong" w:cs="Times New Roman"/>
+              </w:rPr>
+              <w:t>等摩尔连续变换法</w:t>
+            </w:r>
+            <w:r>
+              <w:rPr>
+                <w:rFonts w:hint="eastAsia" w:ascii="Times New Roman" w:hAnsi="Times New Roman" w:eastAsia="Times New Roman" w:cs="Times New Roman"/>
+              </w:rPr>
+              <w:t>（Job</w:t>
+            </w:r>
+            <w:r>
+              <w:rPr>
+                <w:rFonts w:hint="eastAsia" w:ascii="Times New Roman" w:hAnsi="Times New Roman" w:eastAsia="FangSong" w:cs="Times New Roman"/>
+              </w:rPr>
+              <w:t>法</w:t>
+            </w:r>
+            <w:r>
+              <w:rPr>
+                <w:rFonts w:hint="eastAsia" w:ascii="Times New Roman" w:hAnsi="Times New Roman" w:eastAsia="Times New Roman" w:cs="Times New Roman"/>
+              </w:rPr>
+              <w:t>）</w:t>
+            </w:r>
+            <w:r>
+              <w:rPr>
+                <w:rFonts w:hint="eastAsia" w:ascii="Times New Roman" w:hAnsi="Times New Roman" w:eastAsia="FangSong" w:cs="Times New Roman"/>
+              </w:rPr>
+              <w:t>测定配合物组成曲线</w:t>
+            </w:r>
+          </w:p>
+        </w:tc>
+      </w:tr>
+    </w:tbl>
     <w:bookmarkEnd w:id="27"/>
     <w:bookmarkStart w:id="28" w:name="job-曲线外推切线交点与稳定常数的快速算法"/>
     <w:p>
@@ -10540,6 +10762,7 @@
     <w:p>
       <w:pPr>
         <w:pStyle w:val="FirstParagraph"/>
+        <w:spacing w:after="80"/>
         <w:ind w:firstLine="420"/>
       </w:pPr>
       <w:r>
@@ -10828,97 +11051,152 @@
         <w:t>。</w:t>
       </w:r>
     </w:p>
+    <w:tbl>
+      <w:tblPr>
+        <w:tblStyle w:val="Table"/>
+        <w:tblW w:type="pct" w:w="5000"/>
+        <w:tblLayout w:type="fixed"/>
+        <w:tblLook w:firstRow="1" w:lastRow="0" w:firstColumn="0" w:lastColumn="0" w:noHBand="0" w:noVBand="0" w:val="0020"/>
+        <w:jc w:val="center"/>
+        <w:tblBorders>
+          <w:top w:val="single" w:sz="12" w:space="0" w:color="333333"/>
+          <w:bottom w:val="single" w:sz="12" w:space="0" w:color="333333"/>
+          <w:left w:val="none"/>
+          <w:right w:val="none"/>
+          <w:insideH w:val="none"/>
+          <w:insideV w:val="none"/>
+        </w:tblBorders>
+      </w:tblPr>
+      <w:tblGrid>
+        <w:gridCol w:w="7920"/>
+      </w:tblGrid>
+      <w:tr>
+        <w:trPr>
+          <w:tblHeader w:val="on"/>
+        </w:trPr>
+        <w:tc>
+          <w:tcPr>
+            <w:tcBorders>
+              <w:bottom w:val="single" w:sz="6" w:space="0" w:color="333333"/>
+            </w:tcBorders>
+          </w:tcPr>
+          <w:p>
+            <w:pPr>
+              <w:pStyle w:val="Compact"/>
+              <w:jc w:val="center"/>
+            </w:pPr>
+            <w:r>
+              <w:rPr>
+                <w:rFonts w:hint="eastAsia" w:ascii="Times New Roman" w:hAnsi="Times New Roman" w:eastAsia="SimHei" w:cs="Times New Roman"/>
+                <w:b/>
+              </w:rPr>
+              <w:t xml:space="preserve">摩尔比法测定络合物组成</w:t>
+            </w:r>
+          </w:p>
+        </w:tc>
+      </w:tr>
+      <w:tr>
+        <w:tc>
+          <w:tcPr/>
+          <w:p>
+            <w:pPr>
+              <w:pStyle w:val="Compact"/>
+              <w:jc w:val="center"/>
+            </w:pPr>
+            <w:r>
+              <w:rPr>
+                <w:rFonts w:ascii="Times New Roman" w:hAnsi="Times New Roman" w:eastAsia="Times New Roman" w:cs="Times New Roman"/>
+              </w:rPr>
+              <w:drawing>
+                <wp:inline>
+                  <wp:extent cx="2667000" cy="1985526"/>
+                  <wp:effectExtent b="0" l="0" r="0" t="0"/>
+                  <wp:docPr descr="" title="" id="30" name="Picture"/>
+                  <a:graphic>
+                    <a:graphicData uri="http://schemas.openxmlformats.org/drawingml/2006/picture">
+                      <pic:pic>
+                        <pic:nvPicPr>
+                          <pic:cNvPr descr="3fee03aabc617ed5e7ff18d33b49d6879ff30b6d946ac2d2f13cf7822a2013cc.jpg" id="31" name="Picture"/>
+                          <pic:cNvPicPr>
+                            <a:picLocks noChangeArrowheads="1" noChangeAspect="1"/>
+                          </pic:cNvPicPr>
+                        </pic:nvPicPr>
+                        <pic:blipFill>
+                          <a:blip r:embed="rId29"/>
+                          <a:stretch>
+                            <a:fillRect/>
+                          </a:stretch>
+                        </pic:blipFill>
+                        <pic:spPr bwMode="auto">
+                          <a:xfrm>
+                            <a:off x="0" y="0"/>
+                            <a:ext cx="2667000" cy="1985526"/>
+                          </a:xfrm>
+                          <a:prstGeom prst="rect">
+                            <a:avLst/>
+                          </a:prstGeom>
+                          <a:noFill/>
+                          <a:ln w="9525">
+                            <a:noFill/>
+                            <a:headEnd/>
+                            <a:tailEnd/>
+                          </a:ln>
+                        </pic:spPr>
+                      </pic:pic>
+                    </a:graphicData>
+                  </a:graphic>
+                </wp:inline>
+              </w:drawing>
+            </w:r>
+          </w:p>
+        </w:tc>
+      </w:tr>
+      <w:tr>
+        <w:tc>
+          <w:tcPr/>
+          <w:p>
+            <w:pPr>
+              <w:pStyle w:val="Compact"/>
+              <w:jc w:val="center"/>
+            </w:pPr>
+            <w:r>
+              <w:rPr>
+                <w:rFonts w:ascii="Times New Roman" w:hAnsi="Times New Roman" w:eastAsia="Times New Roman" w:cs="Times New Roman"/>
+              </w:rPr>
+              <w:t xml:space="preserve">&gt; </w:t>
+            </w:r>
+            <w:r>
+              <w:rPr>
+                <w:rFonts w:hint="eastAsia" w:ascii="Times New Roman" w:hAnsi="Times New Roman" w:eastAsia="FangSong" w:cs="Times New Roman"/>
+              </w:rPr>
+              <w:t xml:space="preserve">图</w:t>
+            </w:r>
+            <w:r>
+              <w:rPr>
+                <w:rFonts w:ascii="Times New Roman" w:hAnsi="Times New Roman" w:eastAsia="Times New Roman" w:cs="Times New Roman"/>
+              </w:rPr>
+              <w:t xml:space="preserve"> </w:t>
+            </w:r>
+            <w:r>
+              <w:rPr>
+                <w:rFonts w:hint="eastAsia" w:ascii="Times New Roman" w:hAnsi="Times New Roman" w:eastAsia="Times New Roman" w:cs="Times New Roman"/>
+              </w:rPr>
+              <w:t>9-5：</w:t>
+            </w:r>
+            <w:r>
+              <w:rPr>
+                <w:rFonts w:hint="eastAsia" w:ascii="Times New Roman" w:hAnsi="Times New Roman" w:eastAsia="FangSong" w:cs="Times New Roman"/>
+              </w:rPr>
+              <w:t>摩尔比法测定络合物组成的吸光度变化曲线</w:t>
+            </w:r>
+          </w:p>
+        </w:tc>
+      </w:tr>
+    </w:tbl>
     <w:p>
       <w:pPr>
         <w:pStyle w:val="BodyText"/>
-        <w:spacing w:before="160" w:after="80"/>
-        <w:jc w:val="center"/>
-      </w:pPr>
-      <w:r>
-        <w:rPr>
-          <w:rFonts w:ascii="Times New Roman" w:hAnsi="Times New Roman" w:eastAsia="Times New Roman" w:cs="Times New Roman"/>
-        </w:rPr>
-        <w:drawing>
-          <wp:inline>
-            <wp:extent cx="2667000" cy="1985526"/>
-            <wp:effectExtent b="0" l="0" r="0" t="0"/>
-            <wp:docPr descr="" title="" id="30" name="Picture"/>
-            <a:graphic>
-              <a:graphicData uri="http://schemas.openxmlformats.org/drawingml/2006/picture">
-                <pic:pic>
-                  <pic:nvPicPr>
-                    <pic:cNvPr descr="3fee03aabc617ed5e7ff18d33b49d6879ff30b6d946ac2d2f13cf7822a2013cc.jpg" id="31" name="Picture"/>
-                    <pic:cNvPicPr>
-                      <a:picLocks noChangeArrowheads="1" noChangeAspect="1"/>
-                    </pic:cNvPicPr>
-                  </pic:nvPicPr>
-                  <pic:blipFill>
-                    <a:blip r:embed="rId29"/>
-                    <a:stretch>
-                      <a:fillRect/>
-                    </a:stretch>
-                  </pic:blipFill>
-                  <pic:spPr bwMode="auto">
-                    <a:xfrm>
-                      <a:off x="0" y="0"/>
-                      <a:ext cx="2667000" cy="1985526"/>
-                    </a:xfrm>
-                    <a:prstGeom prst="rect">
-                      <a:avLst/>
-                    </a:prstGeom>
-                    <a:noFill/>
-                    <a:ln w="9525">
-                      <a:noFill/>
-                      <a:headEnd/>
-                      <a:tailEnd/>
-                    </a:ln>
-                  </pic:spPr>
-                </pic:pic>
-              </a:graphicData>
-            </a:graphic>
-          </wp:inline>
-        </w:drawing>
-      </w:r>
-      <w:r>
-        <w:rPr>
-          <w:rFonts w:ascii="Times New Roman" w:hAnsi="Times New Roman" w:eastAsia="Times New Roman" w:cs="Times New Roman"/>
-        </w:rPr>
-        <w:t xml:space="preserve"> </w:t>
-      </w:r>
-      <w:r>
-        <w:rPr>
-          <w:rFonts w:ascii="Times New Roman" w:hAnsi="Times New Roman" w:eastAsia="Times New Roman" w:cs="Times New Roman"/>
-        </w:rPr>
-        <w:t xml:space="preserve">&gt; </w:t>
-      </w:r>
-      <w:r>
-        <w:rPr>
-          <w:rFonts w:hint="eastAsia" w:ascii="Times New Roman" w:hAnsi="Times New Roman" w:eastAsia="FangSong" w:cs="Times New Roman"/>
-        </w:rPr>
-        <w:t xml:space="preserve">图</w:t>
-      </w:r>
-      <w:r>
-        <w:rPr>
-          <w:rFonts w:ascii="Times New Roman" w:hAnsi="Times New Roman" w:eastAsia="Times New Roman" w:cs="Times New Roman"/>
-        </w:rPr>
-        <w:t xml:space="preserve"> </w:t>
-      </w:r>
-      <w:r>
-        <w:rPr>
-          <w:rFonts w:hint="eastAsia" w:ascii="Times New Roman" w:hAnsi="Times New Roman" w:eastAsia="Times New Roman" w:cs="Times New Roman"/>
-        </w:rPr>
-        <w:t>9-5：</w:t>
-      </w:r>
-      <w:r>
-        <w:rPr>
-          <w:rFonts w:hint="eastAsia" w:ascii="Times New Roman" w:hAnsi="Times New Roman" w:eastAsia="FangSong" w:cs="Times New Roman"/>
-        </w:rPr>
-        <w:t>摩尔比法测定络合物组成的吸光度变化曲线</w:t>
-      </w:r>
-    </w:p>
-    <w:p>
-      <w:pPr>
-        <w:pStyle w:val="BodyText"/>
+        <w:spacing w:before="120"/>
         <w:ind w:firstLine="420"/>
       </w:pPr>
       <w:r>

--- a/06-学生侧材料/讲义/学生专用版/4-分析化学/分光光度法-超级充实版（学生专用版）.docx
+++ b/06-学生侧材料/讲义/学生专用版/4-分析化学/分光光度法-超级充实版（学生专用版）.docx
@@ -21511,18 +21511,16 @@
         </w:rPr>
         <w:t>。</w:t>
       </w:r>
-      <w:r>
-        <w:rPr>
-          <w:rFonts w:ascii="Times New Roman" w:hAnsi="Times New Roman" w:eastAsia="Times New Roman" w:cs="Times New Roman"/>
-        </w:rPr>
-        <w:t xml:space="preserve"> </w:t>
-      </w:r>
-      <w:r>
-        <w:rPr>
-          <w:rFonts w:ascii="Times New Roman" w:hAnsi="Times New Roman" w:eastAsia="Times New Roman" w:cs="Times New Roman"/>
-        </w:rPr>
-        <w:t xml:space="preserve">(1) </w:t>
-      </w:r>
+    </w:p>
+    <w:p>
+      <w:pPr>
+        <w:pStyle w:val="Compact"/>
+        <w:numPr>
+          <w:ilvl w:val="0"/>
+          <w:numId w:val="1002"/>
+        </w:numPr>
+        <w:ind w:firstLine="420"/>
+      </w:pPr>
       <w:r>
         <w:rPr>
           <w:rFonts w:hint="eastAsia" w:ascii="Times New Roman" w:hAnsi="Times New Roman" w:eastAsia="FangSong" w:cs="Times New Roman"/>
@@ -21854,247 +21852,241 @@
         </w:rPr>
         <w:t xml:space="preserve">。</w:t>
       </w:r>
-      <w:r>
-        <w:rPr>
-          <w:rFonts w:ascii="Times New Roman" w:hAnsi="Times New Roman" w:eastAsia="Times New Roman" w:cs="Times New Roman"/>
-        </w:rPr>
-        <w:t xml:space="preserve"> </w:t>
-      </w:r>
-      <w:r>
-        <w:rPr>
-          <w:rFonts w:ascii="Times New Roman" w:hAnsi="Times New Roman" w:eastAsia="Times New Roman" w:cs="Times New Roman"/>
-        </w:rPr>
-        <w:t xml:space="preserve">(2) </w:t>
-      </w:r>
-      <w:r>
-        <w:rPr>
-          <w:rFonts w:hint="eastAsia" w:ascii="Times New Roman" w:hAnsi="Times New Roman" w:eastAsia="FangSong" w:cs="Times New Roman"/>
-        </w:rPr>
-        <w:t xml:space="preserve">求配合物</w:t>
-      </w:r>
-      <w:r>
-        <w:rPr>
-          <w:rFonts w:ascii="Times New Roman" w:hAnsi="Times New Roman" w:eastAsia="Times New Roman" w:cs="Times New Roman"/>
-        </w:rPr>
-        <w:t xml:space="preserve"> </w:t>
-      </w:r>
-      <m:oMath>
-        <m:sSub>
-          <m:e>
-            <m:r>
-              <m:rPr>
-                <m:sty m:val="p"/>
-              </m:rPr>
-              <m:t>M</m:t>
-            </m:r>
-            <m:r>
-              <m:rPr>
-                <m:sty m:val="p"/>
-              </m:rPr>
-              <m:t>L</m:t>
-            </m:r>
-          </m:e>
-          <m:sub>
-            <m:r>
-              <m:t>n</m:t>
-            </m:r>
-          </m:sub>
-        </m:sSub>
-      </m:oMath>
-      <w:r>
-        <w:rPr>
-          <w:rFonts w:ascii="Times New Roman" w:hAnsi="Times New Roman" w:eastAsia="Times New Roman" w:cs="Times New Roman"/>
-        </w:rPr>
-        <w:t xml:space="preserve"> </w:t>
-      </w:r>
-      <w:r>
-        <w:rPr>
-          <w:rFonts w:hint="eastAsia" w:ascii="Times New Roman" w:hAnsi="Times New Roman" w:eastAsia="FangSong" w:cs="Times New Roman"/>
-        </w:rPr>
-        <w:t xml:space="preserve">在</w:t>
-      </w:r>
-      <w:r>
-        <w:rPr>
-          <w:rFonts w:ascii="Times New Roman" w:hAnsi="Times New Roman" w:eastAsia="Times New Roman" w:cs="Times New Roman"/>
-        </w:rPr>
-        <w:t xml:space="preserve"> </w:t>
-      </w:r>
-      <m:oMath>
-        <m:r>
-          <m:t>520</m:t>
-        </m:r>
-        <m:r>
-          <m:t> </m:t>
-        </m:r>
-        <m:r>
-          <m:rPr>
-            <m:sty m:val="p"/>
-          </m:rPr>
-          <m:t>n</m:t>
-        </m:r>
-        <m:r>
-          <m:rPr>
-            <m:sty m:val="p"/>
-          </m:rPr>
-          <m:t>m</m:t>
-        </m:r>
-      </m:oMath>
-      <w:r>
-        <w:rPr>
-          <w:rFonts w:ascii="Times New Roman" w:hAnsi="Times New Roman" w:eastAsia="Times New Roman" w:cs="Times New Roman"/>
-        </w:rPr>
-        <w:t xml:space="preserve"> </w:t>
-      </w:r>
-      <w:r>
-        <w:rPr>
-          <w:rFonts w:hint="eastAsia" w:ascii="Times New Roman" w:hAnsi="Times New Roman" w:eastAsia="FangSong" w:cs="Times New Roman"/>
-        </w:rPr>
-        <w:t xml:space="preserve">处的摩尔吸光系数</w:t>
-      </w:r>
-      <w:r>
-        <w:rPr>
-          <w:rFonts w:ascii="Times New Roman" w:hAnsi="Times New Roman" w:eastAsia="Times New Roman" w:cs="Times New Roman"/>
-        </w:rPr>
-        <w:t xml:space="preserve"> </w:t>
-      </w:r>
-      <m:oMath>
-        <m:r>
-          <m:t>ε</m:t>
-        </m:r>
-      </m:oMath>
-      <w:r>
-        <w:rPr>
-          <w:rFonts w:ascii="Times New Roman" w:hAnsi="Times New Roman" w:eastAsia="Times New Roman" w:cs="Times New Roman"/>
-        </w:rPr>
-        <w:t xml:space="preserve">。</w:t>
-      </w:r>
-      <w:r>
-        <w:rPr>
-          <w:rFonts w:ascii="Times New Roman" w:hAnsi="Times New Roman" w:eastAsia="Times New Roman" w:cs="Times New Roman"/>
-        </w:rPr>
-        <w:t xml:space="preserve"> </w:t>
-      </w:r>
-      <w:r>
-        <w:rPr>
-          <w:rFonts w:ascii="Times New Roman" w:hAnsi="Times New Roman" w:eastAsia="Times New Roman" w:cs="Times New Roman"/>
-        </w:rPr>
-        <w:t xml:space="preserve">(3) </w:t>
-      </w:r>
-      <w:r>
-        <w:rPr>
-          <w:rFonts w:hint="eastAsia" w:ascii="Times New Roman" w:hAnsi="Times New Roman" w:eastAsia="FangSong" w:cs="Times New Roman"/>
-        </w:rPr>
-        <w:t xml:space="preserve">计算该配合物在极大值点体系中的离解度</w:t>
-      </w:r>
-      <w:r>
-        <w:rPr>
-          <w:rFonts w:ascii="Times New Roman" w:hAnsi="Times New Roman" w:eastAsia="Times New Roman" w:cs="Times New Roman"/>
-        </w:rPr>
-        <w:t xml:space="preserve"> </w:t>
-      </w:r>
-      <m:oMath>
-        <m:r>
-          <m:t>α</m:t>
-        </m:r>
-      </m:oMath>
-      <w:r>
-        <w:rPr>
-          <w:rFonts w:ascii="Times New Roman" w:hAnsi="Times New Roman" w:eastAsia="Times New Roman" w:cs="Times New Roman"/>
-        </w:rPr>
-        <w:t xml:space="preserve">。</w:t>
-      </w:r>
-      <w:r>
-        <w:rPr>
-          <w:rFonts w:ascii="Times New Roman" w:hAnsi="Times New Roman" w:eastAsia="Times New Roman" w:cs="Times New Roman"/>
-        </w:rPr>
-        <w:t xml:space="preserve"> </w:t>
-      </w:r>
-      <w:r>
-        <w:rPr>
-          <w:rFonts w:ascii="Times New Roman" w:hAnsi="Times New Roman" w:eastAsia="Times New Roman" w:cs="Times New Roman"/>
-        </w:rPr>
-        <w:t xml:space="preserve">(4) </w:t>
-      </w:r>
-      <w:r>
-        <w:rPr>
-          <w:rFonts w:hint="eastAsia" w:ascii="Times New Roman" w:hAnsi="Times New Roman" w:eastAsia="FangSong" w:cs="Times New Roman"/>
-        </w:rPr>
-        <w:t xml:space="preserve">严格推导并计算配合物在</w:t>
-      </w:r>
-      <w:r>
-        <w:rPr>
-          <w:rFonts w:ascii="Times New Roman" w:hAnsi="Times New Roman" w:eastAsia="Times New Roman" w:cs="Times New Roman"/>
-        </w:rPr>
-        <w:t xml:space="preserve"> </w:t>
-      </w:r>
-      <m:oMath>
-        <m:r>
-          <m:t>25</m:t>
-        </m:r>
-        <m:sSup>
-          <m:e>
-            <m:r>
-              <m:t> </m:t>
-            </m:r>
-          </m:e>
-          <m:sup>
-            <m:r>
-              <m:rPr>
-                <m:sty m:val="p"/>
-              </m:rPr>
-              <m:t>∘</m:t>
-            </m:r>
-          </m:sup>
-        </m:sSup>
-        <m:r>
-          <m:rPr>
-            <m:sty m:val="p"/>
-          </m:rPr>
-          <m:t>C</m:t>
-        </m:r>
-      </m:oMath>
-      <w:r>
-        <w:rPr>
-          <w:rFonts w:ascii="Times New Roman" w:hAnsi="Times New Roman" w:eastAsia="Times New Roman" w:cs="Times New Roman"/>
-        </w:rPr>
-        <w:t xml:space="preserve"> </w:t>
-      </w:r>
-      <w:r>
-        <w:rPr>
-          <w:rFonts w:hint="eastAsia" w:ascii="Times New Roman" w:hAnsi="Times New Roman" w:eastAsia="FangSong" w:cs="Times New Roman"/>
-        </w:rPr>
-        <w:t xml:space="preserve">下的累积形成常数</w:t>
-      </w:r>
-      <w:r>
-        <w:rPr>
-          <w:rFonts w:ascii="Times New Roman" w:hAnsi="Times New Roman" w:eastAsia="Times New Roman" w:cs="Times New Roman"/>
-        </w:rPr>
-        <w:t xml:space="preserve"> </w:t>
-      </w:r>
-      <m:oMath>
-        <m:sSub>
-          <m:e>
-            <m:r>
-              <m:t>β</m:t>
-            </m:r>
-          </m:e>
-          <m:sub>
-            <m:r>
-              <m:t>n</m:t>
-            </m:r>
-          </m:sub>
-        </m:sSub>
-      </m:oMath>
-      <w:r>
-        <w:rPr>
-          <w:rFonts w:ascii="Times New Roman" w:hAnsi="Times New Roman" w:eastAsia="Times New Roman" w:cs="Times New Roman"/>
-        </w:rPr>
-        <w:t xml:space="preserve">。</w:t>
-      </w:r>
     </w:p>
     <w:p>
       <w:pPr>
-        <w:pStyle w:val="BodyText"/>
+        <w:pStyle w:val="Compact"/>
+        <w:numPr>
+          <w:ilvl w:val="0"/>
+          <w:numId w:val="1002"/>
+        </w:numPr>
+        <w:ind w:firstLine="420"/>
+      </w:pPr>
+      <w:r>
+        <w:rPr>
+          <w:rFonts w:hint="eastAsia" w:ascii="Times New Roman" w:hAnsi="Times New Roman" w:eastAsia="FangSong" w:cs="Times New Roman"/>
+        </w:rPr>
+        <w:t xml:space="preserve">求配合物</w:t>
+      </w:r>
+      <w:r>
+        <w:rPr>
+          <w:rFonts w:ascii="Times New Roman" w:hAnsi="Times New Roman" w:eastAsia="Times New Roman" w:cs="Times New Roman"/>
+        </w:rPr>
+        <w:t xml:space="preserve"> </w:t>
+      </w:r>
+      <m:oMath>
+        <m:sSub>
+          <m:e>
+            <m:r>
+              <m:rPr>
+                <m:sty m:val="p"/>
+              </m:rPr>
+              <m:t>M</m:t>
+            </m:r>
+            <m:r>
+              <m:rPr>
+                <m:sty m:val="p"/>
+              </m:rPr>
+              <m:t>L</m:t>
+            </m:r>
+          </m:e>
+          <m:sub>
+            <m:r>
+              <m:t>n</m:t>
+            </m:r>
+          </m:sub>
+        </m:sSub>
+      </m:oMath>
+      <w:r>
+        <w:rPr>
+          <w:rFonts w:ascii="Times New Roman" w:hAnsi="Times New Roman" w:eastAsia="Times New Roman" w:cs="Times New Roman"/>
+        </w:rPr>
+        <w:t xml:space="preserve"> </w:t>
+      </w:r>
+      <w:r>
+        <w:rPr>
+          <w:rFonts w:hint="eastAsia" w:ascii="Times New Roman" w:hAnsi="Times New Roman" w:eastAsia="FangSong" w:cs="Times New Roman"/>
+        </w:rPr>
+        <w:t xml:space="preserve">在</w:t>
+      </w:r>
+      <w:r>
+        <w:rPr>
+          <w:rFonts w:ascii="Times New Roman" w:hAnsi="Times New Roman" w:eastAsia="Times New Roman" w:cs="Times New Roman"/>
+        </w:rPr>
+        <w:t xml:space="preserve"> </w:t>
+      </w:r>
+      <m:oMath>
+        <m:r>
+          <m:t>520</m:t>
+        </m:r>
+        <m:r>
+          <m:t> </m:t>
+        </m:r>
+        <m:r>
+          <m:rPr>
+            <m:sty m:val="p"/>
+          </m:rPr>
+          <m:t>n</m:t>
+        </m:r>
+        <m:r>
+          <m:rPr>
+            <m:sty m:val="p"/>
+          </m:rPr>
+          <m:t>m</m:t>
+        </m:r>
+      </m:oMath>
+      <w:r>
+        <w:rPr>
+          <w:rFonts w:ascii="Times New Roman" w:hAnsi="Times New Roman" w:eastAsia="Times New Roman" w:cs="Times New Roman"/>
+        </w:rPr>
+        <w:t xml:space="preserve"> </w:t>
+      </w:r>
+      <w:r>
+        <w:rPr>
+          <w:rFonts w:hint="eastAsia" w:ascii="Times New Roman" w:hAnsi="Times New Roman" w:eastAsia="FangSong" w:cs="Times New Roman"/>
+        </w:rPr>
+        <w:t xml:space="preserve">处的摩尔吸光系数</w:t>
+      </w:r>
+      <w:r>
+        <w:rPr>
+          <w:rFonts w:ascii="Times New Roman" w:hAnsi="Times New Roman" w:eastAsia="Times New Roman" w:cs="Times New Roman"/>
+        </w:rPr>
+        <w:t xml:space="preserve"> </w:t>
+      </w:r>
+      <m:oMath>
+        <m:r>
+          <m:t>ε</m:t>
+        </m:r>
+      </m:oMath>
+      <w:r>
+        <w:rPr>
+          <w:rFonts w:ascii="Times New Roman" w:hAnsi="Times New Roman" w:eastAsia="Times New Roman" w:cs="Times New Roman"/>
+        </w:rPr>
+        <w:t xml:space="preserve">。</w:t>
+      </w:r>
+    </w:p>
+    <w:p>
+      <w:pPr>
+        <w:pStyle w:val="Compact"/>
+        <w:numPr>
+          <w:ilvl w:val="0"/>
+          <w:numId w:val="1002"/>
+        </w:numPr>
+        <w:ind w:firstLine="420"/>
+      </w:pPr>
+      <w:r>
+        <w:rPr>
+          <w:rFonts w:hint="eastAsia" w:ascii="Times New Roman" w:hAnsi="Times New Roman" w:eastAsia="FangSong" w:cs="Times New Roman"/>
+        </w:rPr>
+        <w:t xml:space="preserve">计算该配合物在极大值点体系中的离解度</w:t>
+      </w:r>
+      <w:r>
+        <w:rPr>
+          <w:rFonts w:ascii="Times New Roman" w:hAnsi="Times New Roman" w:eastAsia="Times New Roman" w:cs="Times New Roman"/>
+        </w:rPr>
+        <w:t xml:space="preserve"> </w:t>
+      </w:r>
+      <m:oMath>
+        <m:r>
+          <m:t>α</m:t>
+        </m:r>
+      </m:oMath>
+      <w:r>
+        <w:rPr>
+          <w:rFonts w:ascii="Times New Roman" w:hAnsi="Times New Roman" w:eastAsia="Times New Roman" w:cs="Times New Roman"/>
+        </w:rPr>
+        <w:t xml:space="preserve">。</w:t>
+      </w:r>
+    </w:p>
+    <w:p>
+      <w:pPr>
+        <w:pStyle w:val="Compact"/>
+        <w:numPr>
+          <w:ilvl w:val="0"/>
+          <w:numId w:val="1002"/>
+        </w:numPr>
+        <w:ind w:firstLine="420"/>
+      </w:pPr>
+      <w:r>
+        <w:rPr>
+          <w:rFonts w:hint="eastAsia" w:ascii="Times New Roman" w:hAnsi="Times New Roman" w:eastAsia="FangSong" w:cs="Times New Roman"/>
+        </w:rPr>
+        <w:t xml:space="preserve">严格推导并计算配合物在</w:t>
+      </w:r>
+      <w:r>
+        <w:rPr>
+          <w:rFonts w:ascii="Times New Roman" w:hAnsi="Times New Roman" w:eastAsia="Times New Roman" w:cs="Times New Roman"/>
+        </w:rPr>
+        <w:t xml:space="preserve"> </w:t>
+      </w:r>
+      <m:oMath>
+        <m:r>
+          <m:t>25</m:t>
+        </m:r>
+        <m:sSup>
+          <m:e>
+            <m:r>
+              <m:t> </m:t>
+            </m:r>
+          </m:e>
+          <m:sup>
+            <m:r>
+              <m:rPr>
+                <m:sty m:val="p"/>
+              </m:rPr>
+              <m:t>∘</m:t>
+            </m:r>
+          </m:sup>
+        </m:sSup>
+        <m:r>
+          <m:rPr>
+            <m:sty m:val="p"/>
+          </m:rPr>
+          <m:t>C</m:t>
+        </m:r>
+      </m:oMath>
+      <w:r>
+        <w:rPr>
+          <w:rFonts w:ascii="Times New Roman" w:hAnsi="Times New Roman" w:eastAsia="Times New Roman" w:cs="Times New Roman"/>
+        </w:rPr>
+        <w:t xml:space="preserve"> </w:t>
+      </w:r>
+      <w:r>
+        <w:rPr>
+          <w:rFonts w:hint="eastAsia" w:ascii="Times New Roman" w:hAnsi="Times New Roman" w:eastAsia="FangSong" w:cs="Times New Roman"/>
+        </w:rPr>
+        <w:t xml:space="preserve">下的累积形成常数</w:t>
+      </w:r>
+      <w:r>
+        <w:rPr>
+          <w:rFonts w:ascii="Times New Roman" w:hAnsi="Times New Roman" w:eastAsia="Times New Roman" w:cs="Times New Roman"/>
+        </w:rPr>
+        <w:t xml:space="preserve"> </w:t>
+      </w:r>
+      <m:oMath>
+        <m:sSub>
+          <m:e>
+            <m:r>
+              <m:t>β</m:t>
+            </m:r>
+          </m:e>
+          <m:sub>
+            <m:r>
+              <m:t>n</m:t>
+            </m:r>
+          </m:sub>
+        </m:sSub>
+      </m:oMath>
+      <w:r>
+        <w:rPr>
+          <w:rFonts w:ascii="Times New Roman" w:hAnsi="Times New Roman" w:eastAsia="Times New Roman" w:cs="Times New Roman"/>
+        </w:rPr>
+        <w:t xml:space="preserve">。</w:t>
+      </w:r>
+    </w:p>
+    <w:p>
+      <w:pPr>
+        <w:pStyle w:val="FirstParagraph"/>
       </w:pPr>
     </w:p>
     <w:p>
@@ -22499,18 +22491,16 @@
         </w:rPr>
         <w:t>。</w:t>
       </w:r>
-      <w:r>
-        <w:rPr>
-          <w:rFonts w:ascii="Times New Roman" w:hAnsi="Times New Roman" w:eastAsia="Times New Roman" w:cs="Times New Roman"/>
-        </w:rPr>
-        <w:t xml:space="preserve"> </w:t>
-      </w:r>
-      <w:r>
-        <w:rPr>
-          <w:rFonts w:ascii="Times New Roman" w:hAnsi="Times New Roman" w:eastAsia="Times New Roman" w:cs="Times New Roman"/>
-        </w:rPr>
-        <w:t xml:space="preserve">(1) </w:t>
-      </w:r>
+    </w:p>
+    <w:p>
+      <w:pPr>
+        <w:pStyle w:val="Compact"/>
+        <w:numPr>
+          <w:ilvl w:val="0"/>
+          <w:numId w:val="1003"/>
+        </w:numPr>
+        <w:ind w:firstLine="420"/>
+      </w:pPr>
       <w:r>
         <w:rPr>
           <w:rFonts w:hint="eastAsia" w:ascii="Times New Roman" w:hAnsi="Times New Roman" w:eastAsia="FangSong" w:cs="Times New Roman"/>
@@ -23136,18 +23126,16 @@
         </w:rPr>
         <w:t xml:space="preserve">。</w:t>
       </w:r>
-      <w:r>
-        <w:rPr>
-          <w:rFonts w:ascii="Times New Roman" w:hAnsi="Times New Roman" w:eastAsia="Times New Roman" w:cs="Times New Roman"/>
-        </w:rPr>
-        <w:t xml:space="preserve"> </w:t>
-      </w:r>
-      <w:r>
-        <w:rPr>
-          <w:rFonts w:ascii="Times New Roman" w:hAnsi="Times New Roman" w:eastAsia="Times New Roman" w:cs="Times New Roman"/>
-        </w:rPr>
-        <w:t xml:space="preserve">(2) </w:t>
-      </w:r>
+    </w:p>
+    <w:p>
+      <w:pPr>
+        <w:pStyle w:val="Compact"/>
+        <w:numPr>
+          <w:ilvl w:val="0"/>
+          <w:numId w:val="1003"/>
+        </w:numPr>
+        <w:ind w:firstLine="420"/>
+      </w:pPr>
       <w:r>
         <w:rPr>
           <w:rFonts w:hint="eastAsia" w:ascii="Times New Roman" w:hAnsi="Times New Roman" w:eastAsia="FangSong" w:cs="Times New Roman"/>
@@ -23385,7 +23373,7 @@
     </w:p>
     <w:p>
       <w:pPr>
-        <w:pStyle w:val="BodyText"/>
+        <w:pStyle w:val="FirstParagraph"/>
       </w:pPr>
     </w:p>
     <w:p>
@@ -23631,12 +23619,12 @@
         </w:rPr>
         <w:t xml:space="preserve">。</w:t>
       </w:r>
-      <w:r>
-        <w:rPr>
-          <w:rFonts w:ascii="Times New Roman" w:hAnsi="Times New Roman" w:eastAsia="Times New Roman" w:cs="Times New Roman"/>
-        </w:rPr>
-        <w:t xml:space="preserve"> </w:t>
-      </w:r>
+    </w:p>
+    <w:p>
+      <w:pPr>
+        <w:pStyle w:val="BodyText"/>
+        <w:ind w:firstLine="420"/>
+      </w:pPr>
       <w:r>
         <w:rPr>
           <w:rFonts w:hint="eastAsia" w:ascii="Times New Roman" w:hAnsi="Times New Roman" w:eastAsia="FangSong" w:cs="Times New Roman"/>
@@ -24828,12 +24816,12 @@
         </w:rPr>
         <w:t xml:space="preserve">。</w:t>
       </w:r>
-      <w:r>
-        <w:rPr>
-          <w:rFonts w:ascii="Times New Roman" w:hAnsi="Times New Roman" w:eastAsia="Times New Roman" w:cs="Times New Roman"/>
-        </w:rPr>
-        <w:t xml:space="preserve"> </w:t>
-      </w:r>
+    </w:p>
+    <w:p>
+      <w:pPr>
+        <w:pStyle w:val="BodyText"/>
+        <w:ind w:firstLine="420"/>
+      </w:pPr>
       <w:r>
         <w:rPr>
           <w:rFonts w:hint="eastAsia" w:ascii="Times New Roman" w:hAnsi="Times New Roman" w:eastAsia="FangSong" w:cs="Times New Roman"/>
@@ -43275,11 +43263,156 @@
       </w:pPr>
     </w:lvl>
   </w:abstractNum>
+  <w:abstractNum w:abstractNumId="99431">
+    <w:nsid w:val="00A99431"/>
+    <w:multiLevelType w:val="multilevel"/>
+    <w:lvl w:ilvl="0">
+      <w:start w:val="1"/>
+      <w:numFmt w:val="decimal"/>
+      <w:lvlText w:val="(%1)"/>
+      <w:lvlJc w:val="left"/>
+      <w:pPr>
+        <w:ind w:left="720" w:hanging="360"/>
+      </w:pPr>
+    </w:lvl>
+    <w:lvl w:ilvl="1">
+      <w:start w:val="1"/>
+      <w:numFmt w:val="decimal"/>
+      <w:lvlText w:val="(%2)"/>
+      <w:lvlJc w:val="left"/>
+      <w:pPr>
+        <w:ind w:left="1440" w:hanging="360"/>
+      </w:pPr>
+    </w:lvl>
+    <w:lvl w:ilvl="2">
+      <w:start w:val="1"/>
+      <w:numFmt w:val="decimal"/>
+      <w:lvlText w:val="(%3)"/>
+      <w:lvlJc w:val="left"/>
+      <w:pPr>
+        <w:ind w:left="2160" w:hanging="360"/>
+      </w:pPr>
+    </w:lvl>
+    <w:lvl w:ilvl="3">
+      <w:start w:val="1"/>
+      <w:numFmt w:val="decimal"/>
+      <w:lvlText w:val="(%4)"/>
+      <w:lvlJc w:val="left"/>
+      <w:pPr>
+        <w:ind w:left="2880" w:hanging="360"/>
+      </w:pPr>
+    </w:lvl>
+    <w:lvl w:ilvl="4">
+      <w:start w:val="1"/>
+      <w:numFmt w:val="decimal"/>
+      <w:lvlText w:val="(%5)"/>
+      <w:lvlJc w:val="left"/>
+      <w:pPr>
+        <w:ind w:left="3600" w:hanging="360"/>
+      </w:pPr>
+    </w:lvl>
+    <w:lvl w:ilvl="5">
+      <w:start w:val="1"/>
+      <w:numFmt w:val="decimal"/>
+      <w:lvlText w:val="(%6)"/>
+      <w:lvlJc w:val="left"/>
+      <w:pPr>
+        <w:ind w:left="4320" w:hanging="360"/>
+      </w:pPr>
+    </w:lvl>
+    <w:lvl w:ilvl="6">
+      <w:start w:val="1"/>
+      <w:numFmt w:val="decimal"/>
+      <w:lvlText w:val="(%7)"/>
+      <w:lvlJc w:val="left"/>
+      <w:pPr>
+        <w:ind w:left="5040" w:hanging="360"/>
+      </w:pPr>
+    </w:lvl>
+    <w:lvl w:ilvl="7">
+      <w:start w:val="1"/>
+      <w:numFmt w:val="decimal"/>
+      <w:lvlText w:val="(%8)"/>
+      <w:lvlJc w:val="left"/>
+      <w:pPr>
+        <w:ind w:left="5760" w:hanging="360"/>
+      </w:pPr>
+    </w:lvl>
+    <w:lvl w:ilvl="8">
+      <w:start w:val="1"/>
+      <w:numFmt w:val="decimal"/>
+      <w:lvlText w:val="(%9)"/>
+      <w:lvlJc w:val="left"/>
+      <w:pPr>
+        <w:ind w:left="6480" w:hanging="360"/>
+      </w:pPr>
+    </w:lvl>
+  </w:abstractNum>
   <w:num w:numId="1000">
     <w:abstractNumId w:val="990"/>
   </w:num>
   <w:num w:numId="1001">
     <w:abstractNumId w:val="99411"/>
+    <w:lvlOverride w:ilvl="0">
+      <w:startOverride w:val="1"/>
+    </w:lvlOverride>
+    <w:lvlOverride w:ilvl="1">
+      <w:startOverride w:val="1"/>
+    </w:lvlOverride>
+    <w:lvlOverride w:ilvl="2">
+      <w:startOverride w:val="1"/>
+    </w:lvlOverride>
+    <w:lvlOverride w:ilvl="3">
+      <w:startOverride w:val="1"/>
+    </w:lvlOverride>
+    <w:lvlOverride w:ilvl="4">
+      <w:startOverride w:val="1"/>
+    </w:lvlOverride>
+    <w:lvlOverride w:ilvl="5">
+      <w:startOverride w:val="1"/>
+    </w:lvlOverride>
+    <w:lvlOverride w:ilvl="6">
+      <w:startOverride w:val="1"/>
+    </w:lvlOverride>
+    <w:lvlOverride w:ilvl="7">
+      <w:startOverride w:val="1"/>
+    </w:lvlOverride>
+    <w:lvlOverride w:ilvl="8">
+      <w:startOverride w:val="1"/>
+    </w:lvlOverride>
+  </w:num>
+  <w:num w:numId="1002">
+    <w:abstractNumId w:val="99431"/>
+    <w:lvlOverride w:ilvl="0">
+      <w:startOverride w:val="1"/>
+    </w:lvlOverride>
+    <w:lvlOverride w:ilvl="1">
+      <w:startOverride w:val="1"/>
+    </w:lvlOverride>
+    <w:lvlOverride w:ilvl="2">
+      <w:startOverride w:val="1"/>
+    </w:lvlOverride>
+    <w:lvlOverride w:ilvl="3">
+      <w:startOverride w:val="1"/>
+    </w:lvlOverride>
+    <w:lvlOverride w:ilvl="4">
+      <w:startOverride w:val="1"/>
+    </w:lvlOverride>
+    <w:lvlOverride w:ilvl="5">
+      <w:startOverride w:val="1"/>
+    </w:lvlOverride>
+    <w:lvlOverride w:ilvl="6">
+      <w:startOverride w:val="1"/>
+    </w:lvlOverride>
+    <w:lvlOverride w:ilvl="7">
+      <w:startOverride w:val="1"/>
+    </w:lvlOverride>
+    <w:lvlOverride w:ilvl="8">
+      <w:startOverride w:val="1"/>
+    </w:lvlOverride>
+  </w:num>
+  <w:num w:numId="1003">
+    <w:abstractNumId w:val="99431"/>
     <w:lvlOverride w:ilvl="0">
       <w:startOverride w:val="1"/>
     </w:lvlOverride>

--- a/06-学生侧材料/讲义/学生专用版/4-分析化学/分光光度法-超级充实版（学生专用版）.docx
+++ b/06-学生侧材料/讲义/学生专用版/4-分析化学/分光光度法-超级充实版（学生专用版）.docx
@@ -17306,12 +17306,12 @@
         </w:rPr>
         <w:t>：</w:t>
       </w:r>
-      <w:r>
-        <w:rPr>
-          <w:rFonts w:ascii="Times New Roman" w:hAnsi="Times New Roman" w:eastAsia="Times New Roman" w:cs="Times New Roman"/>
-        </w:rPr>
-        <w:t xml:space="preserve"> </w:t>
-      </w:r>
+    </w:p>
+    <w:p>
+      <w:pPr>
+        <w:pStyle w:val="BodyText"/>
+        <w:ind w:firstLine="420"/>
+      </w:pPr>
       <w:r>
         <w:rPr>
           <w:rFonts w:hint="eastAsia" w:ascii="Times New Roman" w:hAnsi="Times New Roman" w:eastAsia="FangSong" w:cs="Times New Roman"/>
@@ -17524,12 +17524,12 @@
         </w:rPr>
         <w:t>；</w:t>
       </w:r>
-      <w:r>
-        <w:rPr>
-          <w:rFonts w:ascii="Times New Roman" w:hAnsi="Times New Roman" w:eastAsia="Times New Roman" w:cs="Times New Roman"/>
-        </w:rPr>
-        <w:t xml:space="preserve"> </w:t>
-      </w:r>
+    </w:p>
+    <w:p>
+      <w:pPr>
+        <w:pStyle w:val="BodyText"/>
+        <w:ind w:firstLine="420"/>
+      </w:pPr>
       <w:r>
         <w:rPr>
           <w:rFonts w:hint="eastAsia" w:ascii="Times New Roman" w:hAnsi="Times New Roman" w:eastAsia="FangSong" w:cs="Times New Roman"/>
@@ -17590,12 +17590,12 @@
         </w:rPr>
         <w:t>；</w:t>
       </w:r>
-      <w:r>
-        <w:rPr>
-          <w:rFonts w:ascii="Times New Roman" w:hAnsi="Times New Roman" w:eastAsia="Times New Roman" w:cs="Times New Roman"/>
-        </w:rPr>
-        <w:t xml:space="preserve"> </w:t>
-      </w:r>
+    </w:p>
+    <w:p>
+      <w:pPr>
+        <w:pStyle w:val="BodyText"/>
+        <w:ind w:firstLine="420"/>
+      </w:pPr>
       <w:r>
         <w:rPr>
           <w:rFonts w:hint="eastAsia" w:ascii="Times New Roman" w:hAnsi="Times New Roman" w:eastAsia="FangSong" w:cs="Times New Roman"/>
@@ -21514,7 +21514,6 @@
     </w:p>
     <w:p>
       <w:pPr>
-        <w:pStyle w:val="Compact"/>
         <w:numPr>
           <w:ilvl w:val="0"/>
           <w:numId w:val="1002"/>
@@ -21855,7 +21854,6 @@
     </w:p>
     <w:p>
       <w:pPr>
-        <w:pStyle w:val="Compact"/>
         <w:numPr>
           <w:ilvl w:val="0"/>
           <w:numId w:val="1002"/>
@@ -21967,7 +21965,6 @@
     </w:p>
     <w:p>
       <w:pPr>
-        <w:pStyle w:val="Compact"/>
         <w:numPr>
           <w:ilvl w:val="0"/>
           <w:numId w:val="1002"/>
@@ -22000,7 +21997,6 @@
     </w:p>
     <w:p>
       <w:pPr>
-        <w:pStyle w:val="Compact"/>
         <w:numPr>
           <w:ilvl w:val="0"/>
           <w:numId w:val="1002"/>
@@ -22494,7 +22490,6 @@
     </w:p>
     <w:p>
       <w:pPr>
-        <w:pStyle w:val="Compact"/>
         <w:numPr>
           <w:ilvl w:val="0"/>
           <w:numId w:val="1003"/>
@@ -23129,7 +23124,6 @@
     </w:p>
     <w:p>
       <w:pPr>
-        <w:pStyle w:val="Compact"/>
         <w:numPr>
           <w:ilvl w:val="0"/>
           <w:numId w:val="1003"/>
@@ -24132,18 +24126,15 @@
         </w:rPr>
         <w:t xml:space="preserve">。</w:t>
       </w:r>
-      <w:r>
-        <w:rPr>
-          <w:rFonts w:ascii="Times New Roman" w:hAnsi="Times New Roman" w:eastAsia="Times New Roman" w:cs="Times New Roman"/>
-        </w:rPr>
-        <w:t xml:space="preserve"> </w:t>
-      </w:r>
-      <w:r>
-        <w:rPr>
-          <w:rFonts w:ascii="Times New Roman" w:hAnsi="Times New Roman" w:eastAsia="Times New Roman" w:cs="Times New Roman"/>
-        </w:rPr>
-        <w:t xml:space="preserve">(1) </w:t>
-      </w:r>
+    </w:p>
+    <w:p>
+      <w:pPr>
+        <w:numPr>
+          <w:ilvl w:val="0"/>
+          <w:numId w:val="1004"/>
+        </w:numPr>
+        <w:ind w:firstLine="420"/>
+      </w:pPr>
       <w:r>
         <w:rPr>
           <w:rFonts w:hint="eastAsia" w:ascii="Times New Roman" w:hAnsi="Times New Roman" w:eastAsia="FangSong" w:cs="Times New Roman"/>
@@ -24156,18 +24147,15 @@
         </w:rPr>
         <w:t>。</w:t>
       </w:r>
-      <w:r>
-        <w:rPr>
-          <w:rFonts w:ascii="Times New Roman" w:hAnsi="Times New Roman" w:eastAsia="Times New Roman" w:cs="Times New Roman"/>
-        </w:rPr>
-        <w:t xml:space="preserve"> </w:t>
-      </w:r>
-      <w:r>
-        <w:rPr>
-          <w:rFonts w:ascii="Times New Roman" w:hAnsi="Times New Roman" w:eastAsia="Times New Roman" w:cs="Times New Roman"/>
-        </w:rPr>
-        <w:t xml:space="preserve">(2) </w:t>
-      </w:r>
+    </w:p>
+    <w:p>
+      <w:pPr>
+        <w:numPr>
+          <w:ilvl w:val="0"/>
+          <w:numId w:val="1004"/>
+        </w:numPr>
+        <w:ind w:firstLine="420"/>
+      </w:pPr>
       <w:r>
         <w:rPr>
           <w:rFonts w:hint="eastAsia" w:ascii="Times New Roman" w:hAnsi="Times New Roman" w:eastAsia="FangSong" w:cs="Times New Roman"/>
@@ -24348,7 +24336,7 @@
     </w:p>
     <w:p>
       <w:pPr>
-        <w:pStyle w:val="BodyText"/>
+        <w:pStyle w:val="FirstParagraph"/>
       </w:pPr>
     </w:p>
     <w:p>
@@ -25229,12 +25217,12 @@
         </w:rPr>
         <w:t xml:space="preserve">。</w:t>
       </w:r>
-      <w:r>
-        <w:rPr>
-          <w:rFonts w:ascii="Times New Roman" w:hAnsi="Times New Roman" w:eastAsia="Times New Roman" w:cs="Times New Roman"/>
-        </w:rPr>
-        <w:t xml:space="preserve"> </w:t>
-      </w:r>
+    </w:p>
+    <w:p>
+      <w:pPr>
+        <w:pStyle w:val="BodyText"/>
+        <w:ind w:firstLine="420"/>
+      </w:pPr>
       <w:r>
         <w:rPr>
           <w:rFonts w:hint="eastAsia" w:ascii="Times New Roman" w:hAnsi="Times New Roman" w:eastAsia="FangSong" w:cs="Times New Roman"/>
@@ -25901,226 +25889,217 @@
         </w:rPr>
         <w:t xml:space="preserve">。</w:t>
       </w:r>
-      <w:r>
-        <w:rPr>
-          <w:rFonts w:ascii="Times New Roman" w:hAnsi="Times New Roman" w:eastAsia="Times New Roman" w:cs="Times New Roman"/>
-        </w:rPr>
-        <w:t xml:space="preserve"> </w:t>
-      </w:r>
-      <w:r>
-        <w:rPr>
-          <w:rFonts w:ascii="Times New Roman" w:hAnsi="Times New Roman" w:eastAsia="Times New Roman" w:cs="Times New Roman"/>
-        </w:rPr>
-        <w:t xml:space="preserve">(1) </w:t>
-      </w:r>
-      <w:r>
-        <w:rPr>
-          <w:rFonts w:hint="eastAsia" w:ascii="Times New Roman" w:hAnsi="Times New Roman" w:eastAsia="FangSong" w:cs="Times New Roman"/>
-        </w:rPr>
-        <w:t>对上述实测吸光度数据进行体积稀释效应校正</w:t>
-      </w:r>
-      <w:r>
-        <w:rPr>
-          <w:rFonts w:hint="eastAsia" w:ascii="Times New Roman" w:hAnsi="Times New Roman" w:eastAsia="Times New Roman" w:cs="Times New Roman"/>
-        </w:rPr>
-        <w:t>，</w:t>
-      </w:r>
-      <w:r>
-        <w:rPr>
-          <w:rFonts w:hint="eastAsia" w:ascii="Times New Roman" w:hAnsi="Times New Roman" w:eastAsia="FangSong" w:cs="Times New Roman"/>
-        </w:rPr>
-        <w:t>写出校正公式并计算各点校正吸光度</w:t>
-      </w:r>
-      <w:r>
-        <w:rPr>
-          <w:rFonts w:ascii="Times New Roman" w:hAnsi="Times New Roman" w:eastAsia="Times New Roman" w:cs="Times New Roman"/>
-        </w:rPr>
-        <w:t xml:space="preserve"> </w:t>
-      </w:r>
-      <m:oMath>
-        <m:sSub>
-          <m:e>
-            <m:r>
-              <m:t>A</m:t>
-            </m:r>
-          </m:e>
-          <m:sub>
-            <m:r>
-              <m:rPr>
-                <m:sty m:val="p"/>
-              </m:rPr>
-              <m:t>c</m:t>
-            </m:r>
-            <m:r>
-              <m:rPr>
-                <m:sty m:val="p"/>
-              </m:rPr>
-              <m:t>o</m:t>
-            </m:r>
-            <m:r>
-              <m:rPr>
-                <m:sty m:val="p"/>
-              </m:rPr>
-              <m:t>r</m:t>
-            </m:r>
-            <m:r>
-              <m:rPr>
-                <m:sty m:val="p"/>
-              </m:rPr>
-              <m:t>r</m:t>
-            </m:r>
-          </m:sub>
-        </m:sSub>
-      </m:oMath>
-      <w:r>
-        <w:rPr>
-          <w:rFonts w:ascii="Times New Roman" w:hAnsi="Times New Roman" w:eastAsia="Times New Roman" w:cs="Times New Roman"/>
-        </w:rPr>
-        <w:t xml:space="preserve">。</w:t>
-      </w:r>
-      <w:r>
-        <w:rPr>
-          <w:rFonts w:ascii="Times New Roman" w:hAnsi="Times New Roman" w:eastAsia="Times New Roman" w:cs="Times New Roman"/>
-        </w:rPr>
-        <w:t xml:space="preserve"> </w:t>
-      </w:r>
-      <w:r>
-        <w:rPr>
-          <w:rFonts w:ascii="Times New Roman" w:hAnsi="Times New Roman" w:eastAsia="Times New Roman" w:cs="Times New Roman"/>
-        </w:rPr>
-        <w:t xml:space="preserve">(2) </w:t>
-      </w:r>
-      <w:r>
-        <w:rPr>
-          <w:rFonts w:hint="eastAsia" w:ascii="Times New Roman" w:hAnsi="Times New Roman" w:eastAsia="FangSong" w:cs="Times New Roman"/>
-        </w:rPr>
-        <w:t>指出该分光光度滴定曲线属于哪类几何形态</w:t>
-      </w:r>
-      <w:r>
-        <w:rPr>
-          <w:rFonts w:hint="eastAsia" w:ascii="Times New Roman" w:hAnsi="Times New Roman" w:eastAsia="Times New Roman" w:cs="Times New Roman"/>
-        </w:rPr>
-        <w:t>，</w:t>
-      </w:r>
-      <w:r>
-        <w:rPr>
-          <w:rFonts w:hint="eastAsia" w:ascii="Times New Roman" w:hAnsi="Times New Roman" w:eastAsia="FangSong" w:cs="Times New Roman"/>
-        </w:rPr>
-        <w:t>并通过线性拟合外推求出化学计量点体积</w:t>
-      </w:r>
-      <w:r>
-        <w:rPr>
-          <w:rFonts w:ascii="Times New Roman" w:hAnsi="Times New Roman" w:eastAsia="Times New Roman" w:cs="Times New Roman"/>
-        </w:rPr>
-        <w:t xml:space="preserve"> </w:t>
-      </w:r>
-      <m:oMath>
-        <m:sSub>
-          <m:e>
-            <m:r>
-              <m:t>V</m:t>
-            </m:r>
-          </m:e>
-          <m:sub>
-            <m:r>
-              <m:rPr>
-                <m:sty m:val="p"/>
-              </m:rPr>
-              <m:t>e</m:t>
-            </m:r>
-            <m:r>
-              <m:rPr>
-                <m:sty m:val="p"/>
-              </m:rPr>
-              <m:t>p</m:t>
-            </m:r>
-          </m:sub>
-        </m:sSub>
-      </m:oMath>
-      <w:r>
-        <w:rPr>
-          <w:rFonts w:ascii="Times New Roman" w:hAnsi="Times New Roman" w:eastAsia="Times New Roman" w:cs="Times New Roman"/>
-        </w:rPr>
-        <w:t xml:space="preserve">。</w:t>
-      </w:r>
-      <w:r>
-        <w:rPr>
-          <w:rFonts w:ascii="Times New Roman" w:hAnsi="Times New Roman" w:eastAsia="Times New Roman" w:cs="Times New Roman"/>
-        </w:rPr>
-        <w:t xml:space="preserve"> </w:t>
-      </w:r>
-      <w:r>
-        <w:rPr>
-          <w:rFonts w:ascii="Times New Roman" w:hAnsi="Times New Roman" w:eastAsia="Times New Roman" w:cs="Times New Roman"/>
-        </w:rPr>
-        <w:t xml:space="preserve">(3) </w:t>
-      </w:r>
-      <w:r>
-        <w:rPr>
-          <w:rFonts w:hint="eastAsia" w:ascii="Times New Roman" w:hAnsi="Times New Roman" w:eastAsia="FangSong" w:cs="Times New Roman"/>
-        </w:rPr>
-        <w:t xml:space="preserve">计算原水样中</w:t>
-      </w:r>
-      <w:r>
-        <w:rPr>
-          <w:rFonts w:ascii="Times New Roman" w:hAnsi="Times New Roman" w:eastAsia="Times New Roman" w:cs="Times New Roman"/>
-        </w:rPr>
-        <w:t xml:space="preserve"> </w:t>
-      </w:r>
-      <m:oMath>
-        <m:r>
-          <m:rPr>
-            <m:sty m:val="p"/>
-          </m:rPr>
-          <m:t>B</m:t>
-        </m:r>
-        <m:sSup>
-          <m:e>
-            <m:r>
-              <m:rPr>
-                <m:sty m:val="p"/>
-              </m:rPr>
-              <m:t>i</m:t>
-            </m:r>
-          </m:e>
-          <m:sup>
-            <m:r>
-              <m:rPr>
-                <m:sty m:val="p"/>
-              </m:rPr>
-              <m:t>3</m:t>
-            </m:r>
-            <m:r>
-              <m:rPr>
-                <m:sty m:val="p"/>
-              </m:rPr>
-              <m:t>+</m:t>
-            </m:r>
-          </m:sup>
-        </m:sSup>
-      </m:oMath>
-      <w:r>
-        <w:rPr>
-          <w:rFonts w:ascii="Times New Roman" w:hAnsi="Times New Roman" w:eastAsia="Times New Roman" w:cs="Times New Roman"/>
-        </w:rPr>
-        <w:t xml:space="preserve"> </w:t>
-      </w:r>
-      <w:r>
-        <w:rPr>
-          <w:rFonts w:hint="eastAsia" w:ascii="Times New Roman" w:hAnsi="Times New Roman" w:eastAsia="FangSong" w:cs="Times New Roman"/>
-        </w:rPr>
-        <w:t>的分析浓度</w:t>
-      </w:r>
-      <w:r>
-        <w:rPr>
-          <w:rFonts w:hint="eastAsia" w:ascii="Times New Roman" w:hAnsi="Times New Roman" w:eastAsia="Times New Roman" w:cs="Times New Roman"/>
-        </w:rPr>
-        <w:t>。</w:t>
-      </w:r>
     </w:p>
     <w:p>
       <w:pPr>
-        <w:pStyle w:val="BodyText"/>
+        <w:numPr>
+          <w:ilvl w:val="0"/>
+          <w:numId w:val="1005"/>
+        </w:numPr>
+        <w:ind w:firstLine="420"/>
+      </w:pPr>
+      <w:r>
+        <w:rPr>
+          <w:rFonts w:hint="eastAsia" w:ascii="Times New Roman" w:hAnsi="Times New Roman" w:eastAsia="FangSong" w:cs="Times New Roman"/>
+        </w:rPr>
+        <w:t>对上述实测吸光度数据进行体积稀释效应校正</w:t>
+      </w:r>
+      <w:r>
+        <w:rPr>
+          <w:rFonts w:hint="eastAsia" w:ascii="Times New Roman" w:hAnsi="Times New Roman" w:eastAsia="Times New Roman" w:cs="Times New Roman"/>
+        </w:rPr>
+        <w:t>，</w:t>
+      </w:r>
+      <w:r>
+        <w:rPr>
+          <w:rFonts w:hint="eastAsia" w:ascii="Times New Roman" w:hAnsi="Times New Roman" w:eastAsia="FangSong" w:cs="Times New Roman"/>
+        </w:rPr>
+        <w:t>写出校正公式并计算各点校正吸光度</w:t>
+      </w:r>
+      <w:r>
+        <w:rPr>
+          <w:rFonts w:ascii="Times New Roman" w:hAnsi="Times New Roman" w:eastAsia="Times New Roman" w:cs="Times New Roman"/>
+        </w:rPr>
+        <w:t xml:space="preserve"> </w:t>
+      </w:r>
+      <m:oMath>
+        <m:sSub>
+          <m:e>
+            <m:r>
+              <m:t>A</m:t>
+            </m:r>
+          </m:e>
+          <m:sub>
+            <m:r>
+              <m:rPr>
+                <m:sty m:val="p"/>
+              </m:rPr>
+              <m:t>c</m:t>
+            </m:r>
+            <m:r>
+              <m:rPr>
+                <m:sty m:val="p"/>
+              </m:rPr>
+              <m:t>o</m:t>
+            </m:r>
+            <m:r>
+              <m:rPr>
+                <m:sty m:val="p"/>
+              </m:rPr>
+              <m:t>r</m:t>
+            </m:r>
+            <m:r>
+              <m:rPr>
+                <m:sty m:val="p"/>
+              </m:rPr>
+              <m:t>r</m:t>
+            </m:r>
+          </m:sub>
+        </m:sSub>
+      </m:oMath>
+      <w:r>
+        <w:rPr>
+          <w:rFonts w:ascii="Times New Roman" w:hAnsi="Times New Roman" w:eastAsia="Times New Roman" w:cs="Times New Roman"/>
+        </w:rPr>
+        <w:t xml:space="preserve">。</w:t>
+      </w:r>
+    </w:p>
+    <w:p>
+      <w:pPr>
+        <w:numPr>
+          <w:ilvl w:val="0"/>
+          <w:numId w:val="1005"/>
+        </w:numPr>
+        <w:ind w:firstLine="420"/>
+      </w:pPr>
+      <w:r>
+        <w:rPr>
+          <w:rFonts w:hint="eastAsia" w:ascii="Times New Roman" w:hAnsi="Times New Roman" w:eastAsia="FangSong" w:cs="Times New Roman"/>
+        </w:rPr>
+        <w:t>指出该分光光度滴定曲线属于哪类几何形态</w:t>
+      </w:r>
+      <w:r>
+        <w:rPr>
+          <w:rFonts w:hint="eastAsia" w:ascii="Times New Roman" w:hAnsi="Times New Roman" w:eastAsia="Times New Roman" w:cs="Times New Roman"/>
+        </w:rPr>
+        <w:t>，</w:t>
+      </w:r>
+      <w:r>
+        <w:rPr>
+          <w:rFonts w:hint="eastAsia" w:ascii="Times New Roman" w:hAnsi="Times New Roman" w:eastAsia="FangSong" w:cs="Times New Roman"/>
+        </w:rPr>
+        <w:t>并通过线性拟合外推求出化学计量点体积</w:t>
+      </w:r>
+      <w:r>
+        <w:rPr>
+          <w:rFonts w:ascii="Times New Roman" w:hAnsi="Times New Roman" w:eastAsia="Times New Roman" w:cs="Times New Roman"/>
+        </w:rPr>
+        <w:t xml:space="preserve"> </w:t>
+      </w:r>
+      <m:oMath>
+        <m:sSub>
+          <m:e>
+            <m:r>
+              <m:t>V</m:t>
+            </m:r>
+          </m:e>
+          <m:sub>
+            <m:r>
+              <m:rPr>
+                <m:sty m:val="p"/>
+              </m:rPr>
+              <m:t>e</m:t>
+            </m:r>
+            <m:r>
+              <m:rPr>
+                <m:sty m:val="p"/>
+              </m:rPr>
+              <m:t>p</m:t>
+            </m:r>
+          </m:sub>
+        </m:sSub>
+      </m:oMath>
+      <w:r>
+        <w:rPr>
+          <w:rFonts w:ascii="Times New Roman" w:hAnsi="Times New Roman" w:eastAsia="Times New Roman" w:cs="Times New Roman"/>
+        </w:rPr>
+        <w:t xml:space="preserve">。</w:t>
+      </w:r>
+    </w:p>
+    <w:p>
+      <w:pPr>
+        <w:numPr>
+          <w:ilvl w:val="0"/>
+          <w:numId w:val="1005"/>
+        </w:numPr>
+        <w:ind w:firstLine="420"/>
+      </w:pPr>
+      <w:r>
+        <w:rPr>
+          <w:rFonts w:hint="eastAsia" w:ascii="Times New Roman" w:hAnsi="Times New Roman" w:eastAsia="FangSong" w:cs="Times New Roman"/>
+        </w:rPr>
+        <w:t xml:space="preserve">计算原水样中</w:t>
+      </w:r>
+      <w:r>
+        <w:rPr>
+          <w:rFonts w:ascii="Times New Roman" w:hAnsi="Times New Roman" w:eastAsia="Times New Roman" w:cs="Times New Roman"/>
+        </w:rPr>
+        <w:t xml:space="preserve"> </w:t>
+      </w:r>
+      <m:oMath>
+        <m:r>
+          <m:rPr>
+            <m:sty m:val="p"/>
+          </m:rPr>
+          <m:t>B</m:t>
+        </m:r>
+        <m:sSup>
+          <m:e>
+            <m:r>
+              <m:rPr>
+                <m:sty m:val="p"/>
+              </m:rPr>
+              <m:t>i</m:t>
+            </m:r>
+          </m:e>
+          <m:sup>
+            <m:r>
+              <m:rPr>
+                <m:sty m:val="p"/>
+              </m:rPr>
+              <m:t>3</m:t>
+            </m:r>
+            <m:r>
+              <m:rPr>
+                <m:sty m:val="p"/>
+              </m:rPr>
+              <m:t>+</m:t>
+            </m:r>
+          </m:sup>
+        </m:sSup>
+      </m:oMath>
+      <w:r>
+        <w:rPr>
+          <w:rFonts w:ascii="Times New Roman" w:hAnsi="Times New Roman" w:eastAsia="Times New Roman" w:cs="Times New Roman"/>
+        </w:rPr>
+        <w:t xml:space="preserve"> </w:t>
+      </w:r>
+      <w:r>
+        <w:rPr>
+          <w:rFonts w:hint="eastAsia" w:ascii="Times New Roman" w:hAnsi="Times New Roman" w:eastAsia="FangSong" w:cs="Times New Roman"/>
+        </w:rPr>
+        <w:t>的分析浓度</w:t>
+      </w:r>
+      <w:r>
+        <w:rPr>
+          <w:rFonts w:hint="eastAsia" w:ascii="Times New Roman" w:hAnsi="Times New Roman" w:eastAsia="Times New Roman" w:cs="Times New Roman"/>
+        </w:rPr>
+        <w:t>。</w:t>
+      </w:r>
+    </w:p>
+    <w:p>
+      <w:pPr>
+        <w:pStyle w:val="FirstParagraph"/>
       </w:pPr>
     </w:p>
     <w:p>
@@ -43412,6 +43391,66 @@
     </w:lvlOverride>
   </w:num>
   <w:num w:numId="1003">
+    <w:abstractNumId w:val="99431"/>
+    <w:lvlOverride w:ilvl="0">
+      <w:startOverride w:val="1"/>
+    </w:lvlOverride>
+    <w:lvlOverride w:ilvl="1">
+      <w:startOverride w:val="1"/>
+    </w:lvlOverride>
+    <w:lvlOverride w:ilvl="2">
+      <w:startOverride w:val="1"/>
+    </w:lvlOverride>
+    <w:lvlOverride w:ilvl="3">
+      <w:startOverride w:val="1"/>
+    </w:lvlOverride>
+    <w:lvlOverride w:ilvl="4">
+      <w:startOverride w:val="1"/>
+    </w:lvlOverride>
+    <w:lvlOverride w:ilvl="5">
+      <w:startOverride w:val="1"/>
+    </w:lvlOverride>
+    <w:lvlOverride w:ilvl="6">
+      <w:startOverride w:val="1"/>
+    </w:lvlOverride>
+    <w:lvlOverride w:ilvl="7">
+      <w:startOverride w:val="1"/>
+    </w:lvlOverride>
+    <w:lvlOverride w:ilvl="8">
+      <w:startOverride w:val="1"/>
+    </w:lvlOverride>
+  </w:num>
+  <w:num w:numId="1004">
+    <w:abstractNumId w:val="99431"/>
+    <w:lvlOverride w:ilvl="0">
+      <w:startOverride w:val="1"/>
+    </w:lvlOverride>
+    <w:lvlOverride w:ilvl="1">
+      <w:startOverride w:val="1"/>
+    </w:lvlOverride>
+    <w:lvlOverride w:ilvl="2">
+      <w:startOverride w:val="1"/>
+    </w:lvlOverride>
+    <w:lvlOverride w:ilvl="3">
+      <w:startOverride w:val="1"/>
+    </w:lvlOverride>
+    <w:lvlOverride w:ilvl="4">
+      <w:startOverride w:val="1"/>
+    </w:lvlOverride>
+    <w:lvlOverride w:ilvl="5">
+      <w:startOverride w:val="1"/>
+    </w:lvlOverride>
+    <w:lvlOverride w:ilvl="6">
+      <w:startOverride w:val="1"/>
+    </w:lvlOverride>
+    <w:lvlOverride w:ilvl="7">
+      <w:startOverride w:val="1"/>
+    </w:lvlOverride>
+    <w:lvlOverride w:ilvl="8">
+      <w:startOverride w:val="1"/>
+    </w:lvlOverride>
+  </w:num>
+  <w:num w:numId="1005">
     <w:abstractNumId w:val="99431"/>
     <w:lvlOverride w:ilvl="0">
       <w:startOverride w:val="1"/>

--- a/06-学生侧材料/讲义/学生专用版/4-分析化学/分光光度法-超级充实版（学生专用版）.docx
+++ b/06-学生侧材料/讲义/学生专用版/4-分析化学/分光光度法-超级充实版（学生专用版）.docx
@@ -37487,11 +37487,11 @@
         </w:tblBorders>
       </w:tblPr>
       <w:tblGrid>
-        <w:gridCol w:w="1320"/>
-        <w:gridCol w:w="1650"/>
-        <w:gridCol w:w="1650"/>
-        <w:gridCol w:w="1650"/>
-        <w:gridCol w:w="1650"/>
+        <w:gridCol w:w="2112"/>
+        <w:gridCol w:w="1452"/>
+        <w:gridCol w:w="1452"/>
+        <w:gridCol w:w="1452"/>
+        <w:gridCol w:w="1452"/>
       </w:tblGrid>
       <w:tr>
         <w:trPr>
